--- a/manuscript/RustyClean_Manuscript_Draft.docx
+++ b/manuscript/RustyClean_Manuscript_Draft.docx
@@ -1040,28 +1040,7 @@
         <w:pStyle w:val="FirstParagraph"/>
       </w:pPr>
       <w:r>
-        <w:t xml:space="preserve">Alignment verification (</w:t>
-      </w:r>
-      <w:r>
-        <w:rPr>
-          <w:rStyle w:val="VerbatimChar"/>
-        </w:rPr>
-        <w:t xml:space="preserve">--bowtie2-recheck</w:t>
-      </w:r>
-      <w:r>
-        <w:t xml:space="preserve">) is enabled by default when</w:t>
-      </w:r>
-      <w:r>
-        <w:t xml:space="preserve"> </w:t>
-      </w:r>
-      <w:r>
-        <w:t xml:space="preserve">auto mode routes a sample to the Kraken2 classification path. It can be</w:t>
-      </w:r>
-      <w:r>
-        <w:t xml:space="preserve"> </w:t>
-      </w:r>
-      <w:r>
-        <w:t xml:space="preserve">disabled for users who prefer raw Kraken2 output.</w:t>
+        <w:t>Alignment verification (--bowtie2-recheck) applies only on the Kraken2 classification path and is opt-in: the flag defaults to off and auto mode passes it through unchanged. All classification-path results reported here were produced with the flag set. Note that the CLI help text still describes it as automatic at high host fractions; the implementation does not do this, and the two will be reconciled.</w:t>
       </w:r>
     </w:p>
     <w:p>
@@ -1339,25 +1318,7 @@
         </w:numPr>
       </w:pPr>
       <w:r>
-        <w:t xml:space="preserve">ĥ &gt; ĥ_high (default 30%) and N is large (default &gt; 20 M reads) →</w:t>
-      </w:r>
-      <w:r>
-        <w:t xml:space="preserve"> </w:t>
-      </w:r>
-      <w:r>
-        <w:t xml:space="preserve">classification path (Section 2.4) with Bowtie2 recheck (Section 2.6).</w:t>
-      </w:r>
-      <w:r>
-        <w:t xml:space="preserve"> </w:t>
-      </w:r>
-      <w:r>
-        <w:t xml:space="preserve">Kraken2 removes the host majority rapidly, and the recheck pass</w:t>
-      </w:r>
-      <w:r>
-        <w:t xml:space="preserve"> </w:t>
-      </w:r>
-      <w:r>
-        <w:t xml:space="preserve">re-screens the smaller retained set to recover missed host reads.</w:t>
+        <w:t>ĥ &gt; ĥ_high (default 30%) and N &gt; N_min (default 20 million reads) → classification path (Section 2.4). Kraken2 removes the host majority rapidly; the verification pass of Section 2.6 is applied on top when --bowtie2-recheck is set. The read-count condition is required because loading the Kraken2 database is a fixed cost that only pays off once the library is large enough to amortise it.</w:t>
       </w:r>
     </w:p>
     <w:p>
@@ -2040,149 +2001,7 @@
         <w:pStyle w:val="FirstParagraph"/>
       </w:pPr>
       <w:r>
-        <w:rPr>
-          <w:b/>
-          <w:bCs/>
-        </w:rPr>
-        <w:t xml:space="preserve">Stage machine.</w:t>
-      </w:r>
-      <w:r>
-        <w:t xml:space="preserve"> </w:t>
-      </w:r>
-      <w:r>
-        <w:t xml:space="preserve">Each sample's progress is represented as a totally</w:t>
-      </w:r>
-      <w:r>
-        <w:t xml:space="preserve"> </w:t>
-      </w:r>
-      <w:r>
-        <w:t xml:space="preserve">ordered enumeration of stages (</w:t>
-      </w:r>
-      <w:r>
-        <w:rPr>
-          <w:rStyle w:val="VerbatimChar"/>
-        </w:rPr>
-        <w:t xml:space="preserve">Pending</w:t>
-      </w:r>
-      <w:r>
-        <w:t xml:space="preserve"> </w:t>
-      </w:r>
-      <w:r>
-        <w:t xml:space="preserve">→</w:t>
-      </w:r>
-      <w:r>
-        <w:t xml:space="preserve"> </w:t>
-      </w:r>
-      <w:r>
-        <w:rPr>
-          <w:rStyle w:val="VerbatimChar"/>
-        </w:rPr>
-        <w:t xml:space="preserve">FastpRunning</w:t>
-      </w:r>
-      <w:r>
-        <w:t xml:space="preserve"> </w:t>
-      </w:r>
-      <w:r>
-        <w:t xml:space="preserve">→</w:t>
-      </w:r>
-      <w:r>
-        <w:t xml:space="preserve"> </w:t>
-      </w:r>
-      <w:r>
-        <w:rPr>
-          <w:rStyle w:val="VerbatimChar"/>
-        </w:rPr>
-        <w:t xml:space="preserve">FastpComplete</w:t>
-      </w:r>
-      <w:r>
-        <w:t xml:space="preserve"> </w:t>
-      </w:r>
-      <w:r>
-        <w:t xml:space="preserve">→</w:t>
-      </w:r>
-      <w:r>
-        <w:t xml:space="preserve"> </w:t>
-      </w:r>
-      <w:r>
-        <w:rPr>
-          <w:rStyle w:val="VerbatimChar"/>
-        </w:rPr>
-        <w:t xml:space="preserve">DepletionRunning</w:t>
-      </w:r>
-      <w:r>
-        <w:t xml:space="preserve"> </w:t>
-      </w:r>
-      <w:r>
-        <w:t xml:space="preserve">→</w:t>
-      </w:r>
-      <w:r>
-        <w:t xml:space="preserve"> </w:t>
-      </w:r>
-      <w:r>
-        <w:rPr>
-          <w:rStyle w:val="VerbatimChar"/>
-        </w:rPr>
-        <w:t xml:space="preserve">DepletionComplete</w:t>
-      </w:r>
-      <w:r>
-        <w:t xml:space="preserve"> </w:t>
-      </w:r>
-      <w:r>
-        <w:t xml:space="preserve">→</w:t>
-      </w:r>
-      <w:r>
-        <w:t xml:space="preserve"> </w:t>
-      </w:r>
-      <w:r>
-        <w:rPr>
-          <w:rStyle w:val="VerbatimChar"/>
-        </w:rPr>
-        <w:t xml:space="preserve">Validating</w:t>
-      </w:r>
-      <w:r>
-        <w:t xml:space="preserve"> </w:t>
-      </w:r>
-      <w:r>
-        <w:t xml:space="preserve">→</w:t>
-      </w:r>
-      <w:r>
-        <w:t xml:space="preserve"> </w:t>
-      </w:r>
-      <w:r>
-        <w:rPr>
-          <w:rStyle w:val="VerbatimChar"/>
-        </w:rPr>
-        <w:t xml:space="preserve">Completed</w:t>
-      </w:r>
-      <w:r>
-        <w:t xml:space="preserve">/</w:t>
-      </w:r>
-      <w:r>
-        <w:rPr>
-          <w:rStyle w:val="VerbatimChar"/>
-        </w:rPr>
-        <w:t xml:space="preserve">Failed</w:t>
-      </w:r>
-      <w:r>
-        <w:t xml:space="preserve">). Because the stages are ordered,</w:t>
-      </w:r>
-      <w:r>
-        <w:t xml:space="preserve"> </w:t>
-      </w:r>
-      <w:r>
-        <w:t xml:space="preserve">resumption reduces to a comparison rather than per-stage branching</w:t>
-      </w:r>
-      <w:r>
-        <w:t xml:space="preserve"> </w:t>
-      </w:r>
-      <w:r>
-        <w:t xml:space="preserve">logic, and a resumed sample re-executes only the stages after its</w:t>
-      </w:r>
-      <w:r>
-        <w:t xml:space="preserve"> </w:t>
-      </w:r>
-      <w:r>
-        <w:t xml:space="preserve">recorded position.</w:t>
+        <w:t>Stage machine. Each sample's progress is represented as a totally ordered enumeration of stages (Pending → FastpRunning → FastpComplete → Kraken2Running → Kraken2Complete → Validating → Completed / Failed). Because the stages are ordered, resumption reduces to a comparison rather than per-stage branching logic, and a resumed sample re-executes only the stages after its recorded position. The two depletion stages are named after Kraken2 for historical reasons but are used by every backend.</w:t>
       </w:r>
     </w:p>
     <w:p>
@@ -2429,52 +2248,7 @@
         <w:pStyle w:val="BodyText"/>
       </w:pPr>
       <w:r>
-        <w:rPr>
-          <w:b/>
-          <w:bCs/>
-        </w:rPr>
-        <w:t xml:space="preserve">Implementation.</w:t>
-      </w:r>
-      <w:r>
-        <w:t xml:space="preserve"> </w:t>
-      </w:r>
-      <w:r>
-        <w:t xml:space="preserve">RustyClean is ~1,300 lines of Rust built on the</w:t>
-      </w:r>
-      <w:r>
-        <w:t xml:space="preserve"> </w:t>
-      </w:r>
-      <w:r>
-        <w:t xml:space="preserve">Tokio asynchronous runtime, distributed as a single binary with no</w:t>
-      </w:r>
-      <w:r>
-        <w:t xml:space="preserve"> </w:t>
-      </w:r>
-      <w:r>
-        <w:t xml:space="preserve">language runtime dependency. External dependencies are the fastp,</w:t>
-      </w:r>
-      <w:r>
-        <w:t xml:space="preserve"> </w:t>
-      </w:r>
-      <w:r>
-        <w:t xml:space="preserve">Kraken2, and Bowtie2 executables. Source is available at</w:t>
-      </w:r>
-      <w:r>
-        <w:t xml:space="preserve"> </w:t>
-      </w:r>
-      <w:hyperlink r:id="rId9">
-        <w:r>
-          <w:rPr>
-            <w:rStyle w:val="Hyperlink"/>
-          </w:rPr>
-          <w:t xml:space="preserve">https://github.com/HuangShiLab/rustyclean</w:t>
-        </w:r>
-      </w:hyperlink>
-      <w:r>
-        <w:t xml:space="preserve"> </w:t>
-      </w:r>
-      <w:r>
-        <w:t xml:space="preserve">under the MIT licence.</w:t>
+        <w:t>Implementation. RustyClean is approximately 3,100 lines of Rust across nine modules, built on the Tokio asynchronous runtime and distributed as a single binary with no language runtime dependency. Five depletion backends are selectable with --host-removal-mode (kraken2, bowtie2, minimap2, sylph, centrifuge) in addition to auto; external dependencies are the executables for whichever backends are used, plus fastp and seqtk. Source is available at https://github.com/HuangShiLab/rustyclean under the MIT licence.</w:t>
       </w:r>
     </w:p>
     <w:bookmarkEnd w:id="20"/>

--- a/manuscript/RustyClean_Manuscript_Draft.docx
+++ b/manuscript/RustyClean_Manuscript_Draft.docx
@@ -1,6 +1,6 @@
 
 <file path=word/document.xml><?xml version="1.0" encoding="utf-8"?>
-<w:document xmlns:w="http://schemas.openxmlformats.org/wordprocessingml/2006/main" xmlns:m="http://schemas.openxmlformats.org/officeDocument/2006/math" xmlns:r="http://schemas.openxmlformats.org/officeDocument/2006/relationships" xmlns:o="urn:schemas-microsoft-com:office:office" xmlns:v="urn:schemas-microsoft-com:vml" xmlns:w10="urn:schemas-microsoft-com:office:word" xmlns:a="http://schemas.openxmlformats.org/drawingml/2006/main" xmlns:pic="http://schemas.openxmlformats.org/drawingml/2006/picture" xmlns:wp="http://schemas.openxmlformats.org/drawingml/2006/wordprocessingDrawing">
+<w:document xmlns:a="http://schemas.openxmlformats.org/drawingml/2006/main" xmlns:pic="http://schemas.openxmlformats.org/drawingml/2006/picture" xmlns:r="http://schemas.openxmlformats.org/officeDocument/2006/relationships" xmlns:w="http://schemas.openxmlformats.org/wordprocessingml/2006/main" xmlns:wp="http://schemas.openxmlformats.org/drawingml/2006/wordprocessingDrawing">
   <w:body>
     <w:sdt>
       <w:sdtPr>
@@ -108,207 +108,346 @@
           <w:t xml:space="preserve">https://github.com/HuangShiLab/rustyclean</w:t>
         </w:r>
       </w:hyperlink>
-      <w:r>
-        <w:t xml:space="preserve">Computational depletion of</w:t>
-      </w:r>
-      <w:r>
-        <w:t xml:space="preserve"> </w:t>
-      </w:r>
-      <w:r>
-        <w:t xml:space="preserve">host DNA is a mandatory first step in short-read metagenomics, and its</w:t>
-      </w:r>
-      <w:r>
-        <w:t xml:space="preserve"> </w:t>
-      </w:r>
-      <w:r>
-        <w:t xml:space="preserve">errors propagate silently into every downstream result. Recent</w:t>
-      </w:r>
-      <w:r>
-        <w:t xml:space="preserve"> </w:t>
-      </w:r>
-      <w:r>
-        <w:t xml:space="preserve">benchmarking established that the two dominant strategies fail in</w:t>
-      </w:r>
-      <w:r>
-        <w:t xml:space="preserve"> </w:t>
-      </w:r>
-      <w:r>
-        <w:t xml:space="preserve">opposite directions: alignment-based depletion is prone to false</w:t>
-      </w:r>
-      <w:r>
-        <w:t xml:space="preserve"> </w:t>
-      </w:r>
-      <w:r>
-        <w:t xml:space="preserve">positives, discarding genuine microbial reads, whereas k-mer</w:t>
-      </w:r>
-      <w:r>
-        <w:t xml:space="preserve"> </w:t>
-      </w:r>
-      <w:r>
-        <w:t xml:space="preserve">classification is prone to false negatives, retaining host reads.</w:t>
-      </w:r>
-      <w:r>
-        <w:t xml:space="preserve"> </w:t>
-      </w:r>
-      <w:r>
-        <w:t xml:space="preserve">Existing pipelines commit to one strategy for every sample and therefore</w:t>
-      </w:r>
-      <w:r>
-        <w:t xml:space="preserve"> </w:t>
-      </w:r>
-      <w:r>
-        <w:t xml:space="preserve">inherit one failure mode unconditionally. We present RustyClean, a</w:t>
-      </w:r>
-      <w:r>
-        <w:t xml:space="preserve"> </w:t>
-      </w:r>
-      <w:r>
-        <w:t xml:space="preserve">host-depletion pipeline that treats this asymmetry as a routing problem</w:t>
-      </w:r>
-      <w:r>
-        <w:t xml:space="preserve"> </w:t>
-      </w:r>
-      <w:r>
-        <w:t xml:space="preserve">rather than a fixed trade-off. RustyClean estimates the host fraction of</w:t>
-      </w:r>
-      <w:r>
-        <w:t xml:space="preserve"> </w:t>
-      </w:r>
-      <w:r>
-        <w:t xml:space="preserve">each sample from a rapid alignment survey of a 100,000-read subsample,</w:t>
-      </w:r>
-      <w:r>
-        <w:t xml:space="preserve"> </w:t>
-      </w:r>
-      <w:r>
-        <w:t xml:space="preserve">routes the sample to alignment- or classification-based depletion</w:t>
-      </w:r>
-      <w:r>
-        <w:t xml:space="preserve"> </w:t>
-      </w:r>
-      <w:r>
-        <w:t xml:space="preserve">accordingly, and on the classification path applies a targeted alignment</w:t>
-      </w:r>
-      <w:r>
-        <w:t xml:space="preserve"> </w:t>
-      </w:r>
-      <w:r>
-        <w:t xml:space="preserve">pass over the retained reads to recover host that classification missed.</w:t>
-      </w:r>
-      <w:r>
-        <w:t xml:space="preserve"> </w:t>
-      </w:r>
-      <w:r>
-        <w:t xml:space="preserve">On simulated metagenomes spanning 1–90% host content with per-read</w:t>
-      </w:r>
-      <w:r>
-        <w:t xml:space="preserve"> </w:t>
-      </w:r>
-      <w:r>
-        <w:t xml:space="preserve">ground truth, adaptive routing selected the appropriate backend in</w:t>
-      </w:r>
-      <w:r>
-        <w:t xml:space="preserve"> </w:t>
-      </w:r>
-      <w:r>
-        <w:t xml:space="preserve">every case. For high-host samples the default path uses Kraken2</w:t>
-      </w:r>
-      <w:r>
-        <w:t xml:space="preserve"> </w:t>
-      </w:r>
-      <w:r>
-        <w:t xml:space="preserve">classification followed by a targeted Bowtie2 recheck of unclassified</w:t>
-      </w:r>
-      <w:r>
-        <w:t xml:space="preserve"> </w:t>
-      </w:r>
-      <w:r>
-        <w:t xml:space="preserve">reads; for low-host samples it uses Bowtie2 directly. RustyClean ran</w:t>
-      </w:r>
-      <w:r>
-        <w:t xml:space="preserve"> </w:t>
-      </w:r>
-      <w:r>
-        <w:t xml:space="preserve">1.3–1.9× faster than Hostile and 6.6–10.7× faster than KneadData on</w:t>
-      </w:r>
-      <w:r>
-        <w:t xml:space="preserve"> </w:t>
-      </w:r>
-      <w:r>
-        <w:t xml:space="preserve">the host-removal step on a matched panel spanning 30–100 M reads and</w:t>
-      </w:r>
-      <w:r>
-        <w:t xml:space="preserve"> </w:t>
-      </w:r>
-      <w:r>
-        <w:t xml:space="preserve">50–90% host content. For the full QC-plus-depletion pipeline on the</w:t>
-      </w:r>
-      <w:r>
-        <w:t xml:space="preserve"> </w:t>
-      </w:r>
-      <w:r>
-        <w:t xml:space="preserve">four-dataset panel it was 2.5–4.6× faster than KneadData, while</w:t>
-      </w:r>
-      <w:r>
-        <w:t xml:space="preserve"> </w:t>
-      </w:r>
-      <w:r>
-        <w:t xml:space="preserve">discarding less microbial signal (mean 0.20% against 2.58%). Against</w:t>
-      </w:r>
-      <w:r>
-        <w:t xml:space="preserve"> </w:t>
-      </w:r>
-      <w:r>
-        <w:t xml:space="preserve">Hostile the accuracy gap remained small (ΔF1 ≈ 0.0019 at 50% host,</w:t>
-      </w:r>
-      <w:r>
-        <w:t xml:space="preserve"> </w:t>
-      </w:r>
-      <w:r>
-        <w:t xml:space="preserve">ΔF1 ≈ 0.0041 at 90% host).</w:t>
-      </w:r>
-      <w:r>
-        <w:t xml:space="preserve"> </w:t>
-      </w:r>
-      <w:r>
-        <w:t xml:space="preserve">The Kraken2-based path trades a larger memory footprint (~15.5 GB for</w:t>
-      </w:r>
-      <w:r>
-        <w:t xml:space="preserve"> </w:t>
-      </w:r>
-      <w:r>
-        <w:t xml:space="preserve">the T2T-only human index versus ~3.6 GB for Hostile) for classification</w:t>
-      </w:r>
-      <w:r>
-        <w:t xml:space="preserve"> </w:t>
-      </w:r>
-      <w:r>
-        <w:t xml:space="preserve">speed, and the optional Bowtie2 recheck recovers most host reads that</w:t>
-      </w:r>
-      <w:r>
-        <w:t xml:space="preserve"> </w:t>
-      </w:r>
-      <w:r>
-        <w:t xml:space="preserve">Kraken2 misses. RustyClean is a single Rust</w:t>
-      </w:r>
-      <w:r>
-        <w:t xml:space="preserve"> </w:t>
-      </w:r>
-      <w:r>
-        <w:t xml:space="preserve">binary with per-stage checkpointing, bounded concurrency and an</w:t>
-      </w:r>
-      <w:r>
-        <w:t xml:space="preserve"> </w:t>
-      </w:r>
-      <w:r>
-        <w:t xml:space="preserve">automated output validation gate, available at</w:t>
-      </w:r>
-      <w:r>
-        <w:t xml:space="preserve"> </w:t>
-      </w:r>
-      <w:r>
-        <w:t xml:space="preserve">https://github.com/HuangShiLab/rustyclean under the MIT licence.</w:t>
-      </w:r>
+      <w:del w:id="9001" w:author="ZHANG Yufeng" w:date="2026-09-09T00:00:00Z">
+        <w:r>
+          <w:delText xml:space="preserve">Computational depletion of</w:delText>
+        </w:r>
+      </w:del>
+      <w:del w:id="9002" w:author="ZHANG Yufeng" w:date="2026-09-09T00:00:00Z">
+        <w:r>
+          <w:delText xml:space="preserve"> </w:delText>
+        </w:r>
+      </w:del>
+      <w:del w:id="9003" w:author="ZHANG Yufeng" w:date="2026-09-09T00:00:00Z">
+        <w:r>
+          <w:delText xml:space="preserve">host DNA is a mandatory first step in short-read metagenomics, and its</w:delText>
+        </w:r>
+      </w:del>
+      <w:del w:id="9004" w:author="ZHANG Yufeng" w:date="2026-09-09T00:00:00Z">
+        <w:r>
+          <w:delText xml:space="preserve"> </w:delText>
+        </w:r>
+      </w:del>
+      <w:del w:id="9005" w:author="ZHANG Yufeng" w:date="2026-09-09T00:00:00Z">
+        <w:r>
+          <w:delText xml:space="preserve">errors propagate silently into every downstream result. Recent</w:delText>
+        </w:r>
+      </w:del>
+      <w:del w:id="9006" w:author="ZHANG Yufeng" w:date="2026-09-09T00:00:00Z">
+        <w:r>
+          <w:delText xml:space="preserve"> </w:delText>
+        </w:r>
+      </w:del>
+      <w:del w:id="9007" w:author="ZHANG Yufeng" w:date="2026-09-09T00:00:00Z">
+        <w:r>
+          <w:delText xml:space="preserve">benchmarking established that the two dominant strategies fail in</w:delText>
+        </w:r>
+      </w:del>
+      <w:del w:id="9008" w:author="ZHANG Yufeng" w:date="2026-09-09T00:00:00Z">
+        <w:r>
+          <w:delText xml:space="preserve"> </w:delText>
+        </w:r>
+      </w:del>
+      <w:del w:id="9009" w:author="ZHANG Yufeng" w:date="2026-09-09T00:00:00Z">
+        <w:r>
+          <w:delText xml:space="preserve">opposite directions: alignment-based depletion is prone to false</w:delText>
+        </w:r>
+      </w:del>
+      <w:del w:id="9010" w:author="ZHANG Yufeng" w:date="2026-09-09T00:00:00Z">
+        <w:r>
+          <w:delText xml:space="preserve"> </w:delText>
+        </w:r>
+      </w:del>
+      <w:del w:id="9011" w:author="ZHANG Yufeng" w:date="2026-09-09T00:00:00Z">
+        <w:r>
+          <w:delText xml:space="preserve">positives, discarding genuine microbial reads, whereas k-mer</w:delText>
+        </w:r>
+      </w:del>
+      <w:del w:id="9012" w:author="ZHANG Yufeng" w:date="2026-09-09T00:00:00Z">
+        <w:r>
+          <w:delText xml:space="preserve"> </w:delText>
+        </w:r>
+      </w:del>
+      <w:del w:id="9013" w:author="ZHANG Yufeng" w:date="2026-09-09T00:00:00Z">
+        <w:r>
+          <w:delText xml:space="preserve">classification is prone to false negatives, retaining host reads.</w:delText>
+        </w:r>
+      </w:del>
+      <w:del w:id="9014" w:author="ZHANG Yufeng" w:date="2026-09-09T00:00:00Z">
+        <w:r>
+          <w:delText xml:space="preserve"> </w:delText>
+        </w:r>
+      </w:del>
+      <w:del w:id="9015" w:author="ZHANG Yufeng" w:date="2026-09-09T00:00:00Z">
+        <w:r>
+          <w:delText xml:space="preserve">Existing pipelines commit to one strategy for every sample and therefore</w:delText>
+        </w:r>
+      </w:del>
+      <w:del w:id="9016" w:author="ZHANG Yufeng" w:date="2026-09-09T00:00:00Z">
+        <w:r>
+          <w:delText xml:space="preserve"> </w:delText>
+        </w:r>
+      </w:del>
+      <w:del w:id="9017" w:author="ZHANG Yufeng" w:date="2026-09-09T00:00:00Z">
+        <w:r>
+          <w:delText xml:space="preserve">inherit one failure mode unconditionally. We present RustyClean, a</w:delText>
+        </w:r>
+      </w:del>
+      <w:del w:id="9018" w:author="ZHANG Yufeng" w:date="2026-09-09T00:00:00Z">
+        <w:r>
+          <w:delText xml:space="preserve"> </w:delText>
+        </w:r>
+      </w:del>
+      <w:del w:id="9019" w:author="ZHANG Yufeng" w:date="2026-09-09T00:00:00Z">
+        <w:r>
+          <w:delText xml:space="preserve">host-depletion pipeline that treats this asymmetry as a routing problem</w:delText>
+        </w:r>
+      </w:del>
+      <w:del w:id="9020" w:author="ZHANG Yufeng" w:date="2026-09-09T00:00:00Z">
+        <w:r>
+          <w:delText xml:space="preserve"> </w:delText>
+        </w:r>
+      </w:del>
+      <w:del w:id="9021" w:author="ZHANG Yufeng" w:date="2026-09-09T00:00:00Z">
+        <w:r>
+          <w:delText xml:space="preserve">rather than a fixed trade-off. RustyClean estimates the host fraction of</w:delText>
+        </w:r>
+      </w:del>
+      <w:del w:id="9022" w:author="ZHANG Yufeng" w:date="2026-09-09T00:00:00Z">
+        <w:r>
+          <w:delText xml:space="preserve"> </w:delText>
+        </w:r>
+      </w:del>
+      <w:del w:id="9023" w:author="ZHANG Yufeng" w:date="2026-09-09T00:00:00Z">
+        <w:r>
+          <w:delText xml:space="preserve">each sample from a rapid alignment survey of a 100,000-read subsample,</w:delText>
+        </w:r>
+      </w:del>
+      <w:del w:id="9024" w:author="ZHANG Yufeng" w:date="2026-09-09T00:00:00Z">
+        <w:r>
+          <w:delText xml:space="preserve"> </w:delText>
+        </w:r>
+      </w:del>
+      <w:del w:id="9025" w:author="ZHANG Yufeng" w:date="2026-09-09T00:00:00Z">
+        <w:r>
+          <w:delText xml:space="preserve">routes the sample to alignment- or classification-based depletion</w:delText>
+        </w:r>
+      </w:del>
+      <w:del w:id="9026" w:author="ZHANG Yufeng" w:date="2026-09-09T00:00:00Z">
+        <w:r>
+          <w:delText xml:space="preserve"> </w:delText>
+        </w:r>
+      </w:del>
+      <w:del w:id="9027" w:author="ZHANG Yufeng" w:date="2026-09-09T00:00:00Z">
+        <w:r>
+          <w:delText xml:space="preserve">accordingly, and on the classification path applies a targeted alignment</w:delText>
+        </w:r>
+      </w:del>
+      <w:del w:id="9028" w:author="ZHANG Yufeng" w:date="2026-09-09T00:00:00Z">
+        <w:r>
+          <w:delText xml:space="preserve"> </w:delText>
+        </w:r>
+      </w:del>
+      <w:del w:id="9029" w:author="ZHANG Yufeng" w:date="2026-09-09T00:00:00Z">
+        <w:r>
+          <w:delText xml:space="preserve">pass over the retained reads to recover host that classification missed.</w:delText>
+        </w:r>
+      </w:del>
+      <w:del w:id="9030" w:author="ZHANG Yufeng" w:date="2026-09-09T00:00:00Z">
+        <w:r>
+          <w:delText xml:space="preserve"> </w:delText>
+        </w:r>
+      </w:del>
+      <w:del w:id="9031" w:author="ZHANG Yufeng" w:date="2026-09-09T00:00:00Z">
+        <w:r>
+          <w:delText xml:space="preserve">On simulated metagenomes spanning 1–90% host content with per-read</w:delText>
+        </w:r>
+      </w:del>
+      <w:del w:id="9032" w:author="ZHANG Yufeng" w:date="2026-09-09T00:00:00Z">
+        <w:r>
+          <w:delText xml:space="preserve"> </w:delText>
+        </w:r>
+      </w:del>
+      <w:del w:id="9033" w:author="ZHANG Yufeng" w:date="2026-09-09T00:00:00Z">
+        <w:r>
+          <w:delText xml:space="preserve">ground truth, adaptive routing selected the appropriate backend in</w:delText>
+        </w:r>
+      </w:del>
+      <w:del w:id="9034" w:author="ZHANG Yufeng" w:date="2026-09-09T00:00:00Z">
+        <w:r>
+          <w:delText xml:space="preserve"> </w:delText>
+        </w:r>
+      </w:del>
+      <w:del w:id="9035" w:author="ZHANG Yufeng" w:date="2026-09-09T00:00:00Z">
+        <w:r>
+          <w:delText xml:space="preserve">every case. For high-host samples the default path uses Kraken2</w:delText>
+        </w:r>
+      </w:del>
+      <w:del w:id="9036" w:author="ZHANG Yufeng" w:date="2026-09-09T00:00:00Z">
+        <w:r>
+          <w:delText xml:space="preserve"> </w:delText>
+        </w:r>
+      </w:del>
+      <w:del w:id="9037" w:author="ZHANG Yufeng" w:date="2026-09-09T00:00:00Z">
+        <w:r>
+          <w:delText xml:space="preserve">classification followed by a targeted Bowtie2 recheck of unclassified</w:delText>
+        </w:r>
+      </w:del>
+      <w:del w:id="9038" w:author="ZHANG Yufeng" w:date="2026-09-09T00:00:00Z">
+        <w:r>
+          <w:delText xml:space="preserve"> </w:delText>
+        </w:r>
+      </w:del>
+      <w:del w:id="9039" w:author="ZHANG Yufeng" w:date="2026-09-09T00:00:00Z">
+        <w:r>
+          <w:delText xml:space="preserve">reads; for low-host samples it uses Bowtie2 directly. RustyClean ran</w:delText>
+        </w:r>
+      </w:del>
+      <w:del w:id="9040" w:author="ZHANG Yufeng" w:date="2026-09-09T00:00:00Z">
+        <w:r>
+          <w:delText xml:space="preserve"> </w:delText>
+        </w:r>
+      </w:del>
+      <w:del w:id="9041" w:author="ZHANG Yufeng" w:date="2026-09-09T00:00:00Z">
+        <w:r>
+          <w:delText xml:space="preserve">1.3–1.9× faster than Hostile and 6.6–10.7× faster than KneadData on</w:delText>
+        </w:r>
+      </w:del>
+      <w:del w:id="9042" w:author="ZHANG Yufeng" w:date="2026-09-09T00:00:00Z">
+        <w:r>
+          <w:delText xml:space="preserve"> </w:delText>
+        </w:r>
+      </w:del>
+      <w:del w:id="9043" w:author="ZHANG Yufeng" w:date="2026-09-09T00:00:00Z">
+        <w:r>
+          <w:delText xml:space="preserve">the host-removal step on a matched panel spanning 30–100 M reads and</w:delText>
+        </w:r>
+      </w:del>
+      <w:del w:id="9044" w:author="ZHANG Yufeng" w:date="2026-09-09T00:00:00Z">
+        <w:r>
+          <w:delText xml:space="preserve"> </w:delText>
+        </w:r>
+      </w:del>
+      <w:del w:id="9045" w:author="ZHANG Yufeng" w:date="2026-09-09T00:00:00Z">
+        <w:r>
+          <w:delText xml:space="preserve">50–90% host content. For the full QC-plus-depletion pipeline on the</w:delText>
+        </w:r>
+      </w:del>
+      <w:del w:id="9046" w:author="ZHANG Yufeng" w:date="2026-09-09T00:00:00Z">
+        <w:r>
+          <w:delText xml:space="preserve"> </w:delText>
+        </w:r>
+      </w:del>
+      <w:del w:id="9047" w:author="ZHANG Yufeng" w:date="2026-09-09T00:00:00Z">
+        <w:r>
+          <w:delText xml:space="preserve">four-dataset panel it was 2.5–4.6× faster than KneadData, while</w:delText>
+        </w:r>
+      </w:del>
+      <w:del w:id="9048" w:author="ZHANG Yufeng" w:date="2026-09-09T00:00:00Z">
+        <w:r>
+          <w:delText xml:space="preserve"> </w:delText>
+        </w:r>
+      </w:del>
+      <w:del w:id="9049" w:author="ZHANG Yufeng" w:date="2026-09-09T00:00:00Z">
+        <w:r>
+          <w:delText xml:space="preserve">discarding less microbial signal (mean 0.20% against 2.58%). Against</w:delText>
+        </w:r>
+      </w:del>
+      <w:del w:id="9050" w:author="ZHANG Yufeng" w:date="2026-09-09T00:00:00Z">
+        <w:r>
+          <w:delText xml:space="preserve"> </w:delText>
+        </w:r>
+      </w:del>
+      <w:del w:id="9051" w:author="ZHANG Yufeng" w:date="2026-09-09T00:00:00Z">
+        <w:r>
+          <w:delText xml:space="preserve">Hostile the accuracy gap remained small (ΔF1 ≈ 0.0019 at 50% host,</w:delText>
+        </w:r>
+      </w:del>
+      <w:del w:id="9052" w:author="ZHANG Yufeng" w:date="2026-09-09T00:00:00Z">
+        <w:r>
+          <w:delText xml:space="preserve"> </w:delText>
+        </w:r>
+      </w:del>
+      <w:del w:id="9053" w:author="ZHANG Yufeng" w:date="2026-09-09T00:00:00Z">
+        <w:r>
+          <w:delText xml:space="preserve">ΔF1 ≈ 0.0041 at 90% host).</w:delText>
+        </w:r>
+      </w:del>
+      <w:del w:id="9054" w:author="ZHANG Yufeng" w:date="2026-09-09T00:00:00Z">
+        <w:r>
+          <w:delText xml:space="preserve"> </w:delText>
+        </w:r>
+      </w:del>
+      <w:del w:id="9055" w:author="ZHANG Yufeng" w:date="2026-09-09T00:00:00Z">
+        <w:r>
+          <w:delText xml:space="preserve">The Kraken2-based path trades a larger memory footprint (~15.5 GB for</w:delText>
+        </w:r>
+      </w:del>
+      <w:del w:id="9056" w:author="ZHANG Yufeng" w:date="2026-09-09T00:00:00Z">
+        <w:r>
+          <w:delText xml:space="preserve"> </w:delText>
+        </w:r>
+      </w:del>
+      <w:del w:id="9057" w:author="ZHANG Yufeng" w:date="2026-09-09T00:00:00Z">
+        <w:r>
+          <w:delText xml:space="preserve">the T2T-only human index versus ~3.6 GB for Hostile) for classification</w:delText>
+        </w:r>
+      </w:del>
+      <w:del w:id="9058" w:author="ZHANG Yufeng" w:date="2026-09-09T00:00:00Z">
+        <w:r>
+          <w:delText xml:space="preserve"> </w:delText>
+        </w:r>
+      </w:del>
+      <w:del w:id="9059" w:author="ZHANG Yufeng" w:date="2026-09-09T00:00:00Z">
+        <w:r>
+          <w:delText xml:space="preserve">speed, and the optional Bowtie2 recheck recovers most host reads that</w:delText>
+        </w:r>
+      </w:del>
+      <w:del w:id="9060" w:author="ZHANG Yufeng" w:date="2026-09-09T00:00:00Z">
+        <w:r>
+          <w:delText xml:space="preserve"> </w:delText>
+        </w:r>
+      </w:del>
+      <w:del w:id="9061" w:author="ZHANG Yufeng" w:date="2026-09-09T00:00:00Z">
+        <w:r>
+          <w:delText xml:space="preserve">Kraken2 misses. RustyClean is a single Rust</w:delText>
+        </w:r>
+      </w:del>
+      <w:del w:id="9062" w:author="ZHANG Yufeng" w:date="2026-09-09T00:00:00Z">
+        <w:r>
+          <w:delText xml:space="preserve"> </w:delText>
+        </w:r>
+      </w:del>
+      <w:del w:id="9063" w:author="ZHANG Yufeng" w:date="2026-09-09T00:00:00Z">
+        <w:r>
+          <w:delText xml:space="preserve">binary with per-stage checkpointing, bounded concurrency and an</w:delText>
+        </w:r>
+      </w:del>
+      <w:del w:id="9064" w:author="ZHANG Yufeng" w:date="2026-09-09T00:00:00Z">
+        <w:r>
+          <w:delText xml:space="preserve"> </w:delText>
+        </w:r>
+      </w:del>
+      <w:del w:id="9065" w:author="ZHANG Yufeng" w:date="2026-09-09T00:00:00Z">
+        <w:r>
+          <w:delText xml:space="preserve">automated output validation gate, available at</w:delText>
+        </w:r>
+      </w:del>
+      <w:del w:id="9066" w:author="ZHANG Yufeng" w:date="2026-09-09T00:00:00Z">
+        <w:r>
+          <w:delText xml:space="preserve"> </w:delText>
+        </w:r>
+      </w:del>
+      <w:del w:id="9067" w:author="ZHANG Yufeng" w:date="2026-09-09T00:00:00Z">
+        <w:r>
+          <w:delText xml:space="preserve">https://github.com/HuangShiLab/rustyclean under the MIT licence.</w:delText>
+        </w:r>
+      </w:del>
+      <w:ins w:id="9068" w:author="ZHANG Yufeng" w:date="2026-09-09T00:00:00Z">
+        <w:r>
+          <w:t xml:space="preserve">Computational depletion of host DNA is a mandatory first step in short-read metagenomics, and its errors propagate silently into every downstream result. Recent benchmarking established that the two dominant strategies fail in opposite directions: alignment-based depletion is prone to false positives, discarding genuine microbial reads, whereas k-mer classification is prone to false negatives, retaining host reads. Existing pipelines commit to one strategy for every sample and therefore inherit one failure mode unconditionally. We present RustyClean, a host-depletion pipeline that treats this asymmetry as a routing problem rather than a fixed trade-off. RustyClean estimates the host fraction of each sample from a rapid alignment survey of a 100,000-read subsample and routes the sample to alignment- or classification-based depletion accordingly. On simulated metagenomes spanning 1–90% host content with per-read ground truth, adaptive routing selected the appropriate backend in every case, and RustyClean achieved the highest F1 of the four configurations tested. Against KneadData it is about four times faster (median 4.3×) and distributes the two errors differently: KneadData retains slightly more microbial signal (0.26% against 0.34% lost) but leaves eight times as much host behind (0.79% against 0.099%). Against Hostile, per-sample runtime is indistinguishable (median 1.00×) and RustyClean is better on both error axes, discarding 1.94% of microbial reads against Hostile's 2.32%. Under concurrency the picture separates further: on a 120-sample panel at a fixed 16-core budget, RustyClean reached 2.9× KneadData's throughput at each tool's best worker count, while Hostile was faster than RustyClean at every worker count and held 46 times less memory at sixteen workers, because it maps its reference index rather than loading a private copy per worker. RustyClean is a single Rust binary with per-stage checkpointing, bounded concurrency and an automated output validation gate, available at https://github.com/HuangShiLab/rustyclean under the MIT licence.</w:t>
+        </w:r>
+      </w:ins>
     </w:p>
     <w:p>
       <w:pPr>
@@ -2068,180 +2207,285 @@
       <w:pPr>
         <w:pStyle w:val="BodyText"/>
       </w:pPr>
-      <w:r>
-        <w:rPr>
-          <w:b/>
-          <w:bCs/>
-        </w:rPr>
-        <w:t xml:space="preserve">Concurrency.</w:t>
-      </w:r>
-      <w:r>
-        <w:t xml:space="preserve"> </w:t>
-      </w:r>
-      <w:r>
-        <w:t xml:space="preserve">Parallelism is bounded at two levels: a counting</w:t>
-      </w:r>
-      <w:r>
-        <w:t xml:space="preserve"> </w:t>
-      </w:r>
-      <w:r>
-        <w:t xml:space="preserve">semaphore admits</w:t>
-      </w:r>
-      <w:r>
-        <w:t xml:space="preserve"> </w:t>
-      </w:r>
-      <w:r>
-        <w:rPr>
-          <w:i/>
-          <w:iCs/>
-        </w:rPr>
-        <w:t xml:space="preserve">W</w:t>
-      </w:r>
-      <w:r>
-        <w:t xml:space="preserve"> </w:t>
-      </w:r>
-      <w:r>
-        <w:t xml:space="preserve">samples concurrently (default: half the available</w:t>
-      </w:r>
-      <w:r>
-        <w:t xml:space="preserve"> </w:t>
-      </w:r>
-      <w:r>
-        <w:t xml:space="preserve">cores), and each sample passes</w:t>
-      </w:r>
-      <w:r>
-        <w:t xml:space="preserve"> </w:t>
-      </w:r>
-      <w:r>
-        <w:rPr>
-          <w:i/>
-          <w:iCs/>
-        </w:rPr>
-        <w:t xml:space="preserve">T</w:t>
-      </w:r>
-      <w:r>
-        <w:t xml:space="preserve"> </w:t>
-      </w:r>
-      <w:r>
-        <w:t xml:space="preserve">threads to its external tools. Total</w:t>
-      </w:r>
-      <w:r>
-        <w:t xml:space="preserve"> </w:t>
-      </w:r>
-      <w:r>
-        <w:t xml:space="preserve">load is approximately</w:t>
-      </w:r>
-      <w:r>
-        <w:t xml:space="preserve"> </w:t>
-      </w:r>
-      <w:r>
-        <w:rPr>
-          <w:i/>
-          <w:iCs/>
-        </w:rPr>
-        <w:t xml:space="preserve">W × T</w:t>
-      </w:r>
-      <w:r>
-        <w:t xml:space="preserve">, giving independent control over the</w:t>
-      </w:r>
-      <w:r>
-        <w:t xml:space="preserve"> </w:t>
-      </w:r>
-      <w:r>
-        <w:t xml:space="preserve">CPU-bound quality-control stage and the memory-bound depletion stage.</w:t>
-      </w:r>
-      <w:r>
-        <w:t xml:space="preserve"> </w:t>
-      </w:r>
-      <w:r>
-        <w:t xml:space="preserve">When the user does not explicitly set</w:t>
-      </w:r>
-      <w:r>
-        <w:t xml:space="preserve"> </w:t>
-      </w:r>
-      <w:r>
-        <w:rPr>
-          <w:i/>
-          <w:iCs/>
-        </w:rPr>
-        <w:t xml:space="preserve">W</w:t>
-      </w:r>
-      <w:r>
-        <w:t xml:space="preserve">, RustyClean estimates the</w:t>
-      </w:r>
-      <w:r>
-        <w:t xml:space="preserve"> </w:t>
-      </w:r>
-      <w:r>
-        <w:t xml:space="preserve">resident database size for the selected backend and the available memory</w:t>
-      </w:r>
-      <w:r>
-        <w:t xml:space="preserve"> </w:t>
-      </w:r>
-      <w:r>
-        <w:t xml:space="preserve">(cgroup limit first, then</w:t>
-      </w:r>
-      <w:r>
-        <w:t xml:space="preserve"> </w:t>
-      </w:r>
-      <w:r>
-        <w:rPr>
-          <w:rStyle w:val="VerbatimChar"/>
-        </w:rPr>
-        <w:t xml:space="preserve">/proc/meminfo</w:t>
-      </w:r>
-      <w:r>
-        <w:t xml:space="preserve"> </w:t>
-      </w:r>
-      <w:r>
-        <w:rPr>
-          <w:rStyle w:val="VerbatimChar"/>
-        </w:rPr>
-        <w:t xml:space="preserve">MemAvailable</w:t>
-      </w:r>
-      <w:r>
-        <w:t xml:space="preserve">), and caps</w:t>
-      </w:r>
-      <w:r>
-        <w:t xml:space="preserve"> </w:t>
-      </w:r>
-      <w:r>
-        <w:rPr>
-          <w:i/>
-          <w:iCs/>
-        </w:rPr>
-        <w:t xml:space="preserve">W</w:t>
-      </w:r>
-      <w:r>
-        <w:t xml:space="preserve"> </w:t>
-      </w:r>
-      <w:r>
-        <w:t xml:space="preserve">so that concurrent workers do not collectively exceed roughly 80% of</w:t>
-      </w:r>
-      <w:r>
-        <w:t xml:space="preserve"> </w:t>
-      </w:r>
-      <w:r>
-        <w:t xml:space="preserve">available RAM. This prevents out-of-memory failures when the default</w:t>
-      </w:r>
-      <w:r>
-        <w:t xml:space="preserve"> </w:t>
-      </w:r>
-      <w:r>
-        <w:t xml:space="preserve">CPU-based worker count would load more database copies than fit in</w:t>
-      </w:r>
-      <w:r>
-        <w:t xml:space="preserve"> </w:t>
-      </w:r>
-      <w:r>
-        <w:t xml:space="preserve">memory. Interrupt handling uses a cancellation token so that queued</w:t>
-      </w:r>
-      <w:r>
-        <w:t xml:space="preserve"> </w:t>
-      </w:r>
-      <w:r>
-        <w:t xml:space="preserve">samples are not started after a shutdown signal.</w:t>
-      </w:r>
+      <w:del w:id="9001" w:author="ZHANG Yufeng" w:date="2026-09-09T00:00:00Z">
+        <w:r>
+          <w:rPr>
+            <w:b/>
+            <w:bCs/>
+          </w:rPr>
+          <w:delText xml:space="preserve">Concurrency.</w:delText>
+        </w:r>
+      </w:del>
+      <w:del w:id="9002" w:author="ZHANG Yufeng" w:date="2026-09-09T00:00:00Z">
+        <w:r>
+          <w:delText xml:space="preserve"> </w:delText>
+        </w:r>
+      </w:del>
+      <w:del w:id="9003" w:author="ZHANG Yufeng" w:date="2026-09-09T00:00:00Z">
+        <w:r>
+          <w:delText xml:space="preserve">Parallelism is bounded at two levels: a counting</w:delText>
+        </w:r>
+      </w:del>
+      <w:del w:id="9004" w:author="ZHANG Yufeng" w:date="2026-09-09T00:00:00Z">
+        <w:r>
+          <w:delText xml:space="preserve"> </w:delText>
+        </w:r>
+      </w:del>
+      <w:del w:id="9005" w:author="ZHANG Yufeng" w:date="2026-09-09T00:00:00Z">
+        <w:r>
+          <w:delText xml:space="preserve">semaphore admits</w:delText>
+        </w:r>
+      </w:del>
+      <w:del w:id="9006" w:author="ZHANG Yufeng" w:date="2026-09-09T00:00:00Z">
+        <w:r>
+          <w:delText xml:space="preserve"> </w:delText>
+        </w:r>
+      </w:del>
+      <w:del w:id="9007" w:author="ZHANG Yufeng" w:date="2026-09-09T00:00:00Z">
+        <w:r>
+          <w:rPr>
+            <w:i/>
+            <w:iCs/>
+          </w:rPr>
+          <w:delText xml:space="preserve">W</w:delText>
+        </w:r>
+      </w:del>
+      <w:del w:id="9008" w:author="ZHANG Yufeng" w:date="2026-09-09T00:00:00Z">
+        <w:r>
+          <w:delText xml:space="preserve"> </w:delText>
+        </w:r>
+      </w:del>
+      <w:del w:id="9009" w:author="ZHANG Yufeng" w:date="2026-09-09T00:00:00Z">
+        <w:r>
+          <w:delText xml:space="preserve">samples concurrently (default: half the available</w:delText>
+        </w:r>
+      </w:del>
+      <w:del w:id="9010" w:author="ZHANG Yufeng" w:date="2026-09-09T00:00:00Z">
+        <w:r>
+          <w:delText xml:space="preserve"> </w:delText>
+        </w:r>
+      </w:del>
+      <w:del w:id="9011" w:author="ZHANG Yufeng" w:date="2026-09-09T00:00:00Z">
+        <w:r>
+          <w:delText xml:space="preserve">cores), and each sample passes</w:delText>
+        </w:r>
+      </w:del>
+      <w:del w:id="9012" w:author="ZHANG Yufeng" w:date="2026-09-09T00:00:00Z">
+        <w:r>
+          <w:delText xml:space="preserve"> </w:delText>
+        </w:r>
+      </w:del>
+      <w:del w:id="9013" w:author="ZHANG Yufeng" w:date="2026-09-09T00:00:00Z">
+        <w:r>
+          <w:rPr>
+            <w:i/>
+            <w:iCs/>
+          </w:rPr>
+          <w:delText xml:space="preserve">T</w:delText>
+        </w:r>
+      </w:del>
+      <w:del w:id="9014" w:author="ZHANG Yufeng" w:date="2026-09-09T00:00:00Z">
+        <w:r>
+          <w:delText xml:space="preserve"> </w:delText>
+        </w:r>
+      </w:del>
+      <w:del w:id="9015" w:author="ZHANG Yufeng" w:date="2026-09-09T00:00:00Z">
+        <w:r>
+          <w:delText xml:space="preserve">threads to its external tools. Total</w:delText>
+        </w:r>
+      </w:del>
+      <w:del w:id="9016" w:author="ZHANG Yufeng" w:date="2026-09-09T00:00:00Z">
+        <w:r>
+          <w:delText xml:space="preserve"> </w:delText>
+        </w:r>
+      </w:del>
+      <w:del w:id="9017" w:author="ZHANG Yufeng" w:date="2026-09-09T00:00:00Z">
+        <w:r>
+          <w:delText xml:space="preserve">load is approximately</w:delText>
+        </w:r>
+      </w:del>
+      <w:del w:id="9018" w:author="ZHANG Yufeng" w:date="2026-09-09T00:00:00Z">
+        <w:r>
+          <w:delText xml:space="preserve"> </w:delText>
+        </w:r>
+      </w:del>
+      <w:del w:id="9019" w:author="ZHANG Yufeng" w:date="2026-09-09T00:00:00Z">
+        <w:r>
+          <w:rPr>
+            <w:i/>
+            <w:iCs/>
+          </w:rPr>
+          <w:delText xml:space="preserve">W × T</w:delText>
+        </w:r>
+      </w:del>
+      <w:del w:id="9020" w:author="ZHANG Yufeng" w:date="2026-09-09T00:00:00Z">
+        <w:r>
+          <w:delText xml:space="preserve">, giving independent control over the</w:delText>
+        </w:r>
+      </w:del>
+      <w:del w:id="9021" w:author="ZHANG Yufeng" w:date="2026-09-09T00:00:00Z">
+        <w:r>
+          <w:delText xml:space="preserve"> </w:delText>
+        </w:r>
+      </w:del>
+      <w:del w:id="9022" w:author="ZHANG Yufeng" w:date="2026-09-09T00:00:00Z">
+        <w:r>
+          <w:delText xml:space="preserve">CPU-bound quality-control stage and the memory-bound depletion stage.</w:delText>
+        </w:r>
+      </w:del>
+      <w:del w:id="9023" w:author="ZHANG Yufeng" w:date="2026-09-09T00:00:00Z">
+        <w:r>
+          <w:delText xml:space="preserve"> </w:delText>
+        </w:r>
+      </w:del>
+      <w:del w:id="9024" w:author="ZHANG Yufeng" w:date="2026-09-09T00:00:00Z">
+        <w:r>
+          <w:delText xml:space="preserve">When the user does not explicitly set</w:delText>
+        </w:r>
+      </w:del>
+      <w:del w:id="9025" w:author="ZHANG Yufeng" w:date="2026-09-09T00:00:00Z">
+        <w:r>
+          <w:delText xml:space="preserve"> </w:delText>
+        </w:r>
+      </w:del>
+      <w:del w:id="9026" w:author="ZHANG Yufeng" w:date="2026-09-09T00:00:00Z">
+        <w:r>
+          <w:rPr>
+            <w:i/>
+            <w:iCs/>
+          </w:rPr>
+          <w:delText xml:space="preserve">W</w:delText>
+        </w:r>
+      </w:del>
+      <w:del w:id="9027" w:author="ZHANG Yufeng" w:date="2026-09-09T00:00:00Z">
+        <w:r>
+          <w:delText xml:space="preserve">, RustyClean estimates the</w:delText>
+        </w:r>
+      </w:del>
+      <w:del w:id="9028" w:author="ZHANG Yufeng" w:date="2026-09-09T00:00:00Z">
+        <w:r>
+          <w:delText xml:space="preserve"> </w:delText>
+        </w:r>
+      </w:del>
+      <w:del w:id="9029" w:author="ZHANG Yufeng" w:date="2026-09-09T00:00:00Z">
+        <w:r>
+          <w:delText xml:space="preserve">resident database size for the selected backend and the available memory</w:delText>
+        </w:r>
+      </w:del>
+      <w:del w:id="9030" w:author="ZHANG Yufeng" w:date="2026-09-09T00:00:00Z">
+        <w:r>
+          <w:delText xml:space="preserve"> </w:delText>
+        </w:r>
+      </w:del>
+      <w:del w:id="9031" w:author="ZHANG Yufeng" w:date="2026-09-09T00:00:00Z">
+        <w:r>
+          <w:delText xml:space="preserve">(cgroup limit first, then</w:delText>
+        </w:r>
+      </w:del>
+      <w:del w:id="9032" w:author="ZHANG Yufeng" w:date="2026-09-09T00:00:00Z">
+        <w:r>
+          <w:delText xml:space="preserve"> </w:delText>
+        </w:r>
+      </w:del>
+      <w:del w:id="9033" w:author="ZHANG Yufeng" w:date="2026-09-09T00:00:00Z">
+        <w:r>
+          <w:rPr>
+            <w:rStyle w:val="VerbatimChar"/>
+          </w:rPr>
+          <w:delText xml:space="preserve">/proc/meminfo</w:delText>
+        </w:r>
+      </w:del>
+      <w:del w:id="9034" w:author="ZHANG Yufeng" w:date="2026-09-09T00:00:00Z">
+        <w:r>
+          <w:delText xml:space="preserve"> </w:delText>
+        </w:r>
+      </w:del>
+      <w:del w:id="9035" w:author="ZHANG Yufeng" w:date="2026-09-09T00:00:00Z">
+        <w:r>
+          <w:rPr>
+            <w:rStyle w:val="VerbatimChar"/>
+          </w:rPr>
+          <w:delText xml:space="preserve">MemAvailable</w:delText>
+        </w:r>
+      </w:del>
+      <w:del w:id="9036" w:author="ZHANG Yufeng" w:date="2026-09-09T00:00:00Z">
+        <w:r>
+          <w:delText xml:space="preserve">), and caps</w:delText>
+        </w:r>
+      </w:del>
+      <w:del w:id="9037" w:author="ZHANG Yufeng" w:date="2026-09-09T00:00:00Z">
+        <w:r>
+          <w:delText xml:space="preserve"> </w:delText>
+        </w:r>
+      </w:del>
+      <w:del w:id="9038" w:author="ZHANG Yufeng" w:date="2026-09-09T00:00:00Z">
+        <w:r>
+          <w:rPr>
+            <w:i/>
+            <w:iCs/>
+          </w:rPr>
+          <w:delText xml:space="preserve">W</w:delText>
+        </w:r>
+      </w:del>
+      <w:del w:id="9039" w:author="ZHANG Yufeng" w:date="2026-09-09T00:00:00Z">
+        <w:r>
+          <w:delText xml:space="preserve"> </w:delText>
+        </w:r>
+      </w:del>
+      <w:del w:id="9040" w:author="ZHANG Yufeng" w:date="2026-09-09T00:00:00Z">
+        <w:r>
+          <w:delText xml:space="preserve">so that concurrent workers do not collectively exceed roughly 80% of</w:delText>
+        </w:r>
+      </w:del>
+      <w:del w:id="9041" w:author="ZHANG Yufeng" w:date="2026-09-09T00:00:00Z">
+        <w:r>
+          <w:delText xml:space="preserve"> </w:delText>
+        </w:r>
+      </w:del>
+      <w:del w:id="9042" w:author="ZHANG Yufeng" w:date="2026-09-09T00:00:00Z">
+        <w:r>
+          <w:delText xml:space="preserve">available RAM. This prevents out-of-memory failures when the default</w:delText>
+        </w:r>
+      </w:del>
+      <w:del w:id="9043" w:author="ZHANG Yufeng" w:date="2026-09-09T00:00:00Z">
+        <w:r>
+          <w:delText xml:space="preserve"> </w:delText>
+        </w:r>
+      </w:del>
+      <w:del w:id="9044" w:author="ZHANG Yufeng" w:date="2026-09-09T00:00:00Z">
+        <w:r>
+          <w:delText xml:space="preserve">CPU-based worker count would load more database copies than fit in</w:delText>
+        </w:r>
+      </w:del>
+      <w:del w:id="9045" w:author="ZHANG Yufeng" w:date="2026-09-09T00:00:00Z">
+        <w:r>
+          <w:delText xml:space="preserve"> </w:delText>
+        </w:r>
+      </w:del>
+      <w:del w:id="9046" w:author="ZHANG Yufeng" w:date="2026-09-09T00:00:00Z">
+        <w:r>
+          <w:delText xml:space="preserve">memory. Interrupt handling uses a cancellation token so that queued</w:delText>
+        </w:r>
+      </w:del>
+      <w:del w:id="9047" w:author="ZHANG Yufeng" w:date="2026-09-09T00:00:00Z">
+        <w:r>
+          <w:delText xml:space="preserve"> </w:delText>
+        </w:r>
+      </w:del>
+      <w:del w:id="9048" w:author="ZHANG Yufeng" w:date="2026-09-09T00:00:00Z">
+        <w:r>
+          <w:delText xml:space="preserve">samples are not started after a shutdown signal.</w:delText>
+        </w:r>
+      </w:del>
+      <w:ins w:id="9049" w:author="ZHANG Yufeng" w:date="2026-09-09T00:00:00Z">
+        <w:r>
+          <w:rPr>
+            <w:b/>
+            <w:bCs/>
+          </w:rPr>
+          <w:t xml:space="preserve">Concurrency. Parallelism is bounded at two levels: a counting semaphore admits W samples concurrently (default: half the available cores), and each sample passes T threads to its external tools. Total load is approximately W × T, giving independent control over the CPU-bound quality-control stage and the memory-bound depletion stage. When the user does not explicitly set W, RustyClean estimates the resident database size for the selected backend and the available memory (cgroup limit first, then /proc/meminfo MemAvailable), and caps W so that concurrent workers do not collectively exceed roughly 80% of available RAM. This prevents out-of-memory failures when the default CPU-based worker count would load more database copies than fit in memory. Interrupt handling uses a cancellation token so that queued samples are not started after a shutdown signal. We note that the in-process worker pool is a convenience rather than a performance feature: when measured against the same binary driven one sample per process by xargs at matched W (Section 3.9), the two are indistinguishable in throughput.</w:t>
+        </w:r>
+      </w:ins>
     </w:p>
     <w:p>
       <w:pPr>
@@ -3000,63 +3244,128 @@
       <w:pPr>
         <w:pStyle w:val="BodyText"/>
       </w:pPr>
-      <w:r>
-        <w:t xml:space="preserve">Reference databases: by default a human-only Kraken2 index built from</w:t>
-      </w:r>
-      <w:r>
-        <w:t xml:space="preserve"> </w:t>
-      </w:r>
-      <w:r>
-        <w:t xml:space="preserve">T2T-CHM13v2.0, and a Bowtie2 index of T2T-CHM13v2.0 plus HLA sequences</w:t>
-      </w:r>
-      <w:r>
-        <w:t xml:space="preserve"> </w:t>
-      </w:r>
-      <w:r>
-        <w:t xml:space="preserve">(the Hostile human-t2t-hla index). A mixed Kraken2 index (kraken16:</w:t>
-      </w:r>
-      <w:r>
-        <w:t xml:space="preserve"> </w:t>
-      </w:r>
-      <w:r>
-        <w:t xml:space="preserve">GRCh38 + T2T + ~73,000 microbial genomes) was additionally evaluated</w:t>
-      </w:r>
-      <w:r>
-        <w:t xml:space="preserve"> </w:t>
-      </w:r>
-      <w:r>
-        <w:t xml:space="preserve">as an optional taxonomy-aware mode. All comparisons used 8 threads per</w:t>
-      </w:r>
-      <w:r>
-        <w:t xml:space="preserve"> </w:t>
-      </w:r>
-      <w:r>
-        <w:t xml:space="preserve">tool on the HKU HPC2021 cluster, with three replicates per condition for</w:t>
-      </w:r>
-      <w:r>
-        <w:t xml:space="preserve"> </w:t>
-      </w:r>
-      <w:r>
-        <w:t xml:space="preserve">RustyClean timing. Wall-clock time and peak resident set size were</w:t>
-      </w:r>
-      <w:r>
-        <w:t xml:space="preserve"> </w:t>
-      </w:r>
-      <w:r>
-        <w:t xml:space="preserve">recorded with GNU</w:t>
-      </w:r>
-      <w:r>
-        <w:t xml:space="preserve"> </w:t>
-      </w:r>
-      <w:r>
+      <w:del w:id="9050" w:author="ZHANG Yufeng" w:date="2026-09-09T00:00:00Z">
+        <w:r>
+          <w:delText xml:space="preserve">Reference databases: by default a human-only Kraken2 index built from</w:delText>
+        </w:r>
+      </w:del>
+      <w:del w:id="9051" w:author="ZHANG Yufeng" w:date="2026-09-09T00:00:00Z">
+        <w:r>
+          <w:delText xml:space="preserve"> </w:delText>
+        </w:r>
+      </w:del>
+      <w:del w:id="9052" w:author="ZHANG Yufeng" w:date="2026-09-09T00:00:00Z">
+        <w:r>
+          <w:delText xml:space="preserve">T2T-CHM13v2.0, and a Bowtie2 index of T2T-CHM13v2.0 plus HLA sequences</w:delText>
+        </w:r>
+      </w:del>
+      <w:del w:id="9053" w:author="ZHANG Yufeng" w:date="2026-09-09T00:00:00Z">
+        <w:r>
+          <w:delText xml:space="preserve"> </w:delText>
+        </w:r>
+      </w:del>
+      <w:del w:id="9054" w:author="ZHANG Yufeng" w:date="2026-09-09T00:00:00Z">
+        <w:r>
+          <w:delText xml:space="preserve">(the Hostile human-t2t-hla index). A mixed Kraken2 index (kraken16:</w:delText>
+        </w:r>
+      </w:del>
+      <w:del w:id="9055" w:author="ZHANG Yufeng" w:date="2026-09-09T00:00:00Z">
+        <w:r>
+          <w:delText xml:space="preserve"> </w:delText>
+        </w:r>
+      </w:del>
+      <w:del w:id="9056" w:author="ZHANG Yufeng" w:date="2026-09-09T00:00:00Z">
+        <w:r>
+          <w:delText xml:space="preserve">GRCh38 + T2T + ~73,000 microbial genomes) was additionally evaluated</w:delText>
+        </w:r>
+      </w:del>
+      <w:del w:id="9057" w:author="ZHANG Yufeng" w:date="2026-09-09T00:00:00Z">
+        <w:r>
+          <w:delText xml:space="preserve"> </w:delText>
+        </w:r>
+      </w:del>
+      <w:del w:id="9058" w:author="ZHANG Yufeng" w:date="2026-09-09T00:00:00Z">
+        <w:r>
+          <w:delText xml:space="preserve">as an optional taxonomy-aware mode. All comparisons used 8 threads per</w:delText>
+        </w:r>
+      </w:del>
+      <w:del w:id="9059" w:author="ZHANG Yufeng" w:date="2026-09-09T00:00:00Z">
+        <w:r>
+          <w:delText xml:space="preserve"> </w:delText>
+        </w:r>
+      </w:del>
+      <w:del w:id="9060" w:author="ZHANG Yufeng" w:date="2026-09-09T00:00:00Z">
+        <w:r>
+          <w:delText xml:space="preserve">tool on the HKU HPC2021 cluster, with three replicates per condition for</w:delText>
+        </w:r>
+      </w:del>
+      <w:del w:id="9061" w:author="ZHANG Yufeng" w:date="2026-09-09T00:00:00Z">
+        <w:r>
+          <w:delText xml:space="preserve"> </w:delText>
+        </w:r>
+      </w:del>
+      <w:del w:id="9062" w:author="ZHANG Yufeng" w:date="2026-09-09T00:00:00Z">
+        <w:r>
+          <w:delText xml:space="preserve">RustyClean timing. Wall-clock time and peak resident set size were</w:delText>
+        </w:r>
+      </w:del>
+      <w:del w:id="9063" w:author="ZHANG Yufeng" w:date="2026-09-09T00:00:00Z">
+        <w:r>
+          <w:delText xml:space="preserve"> </w:delText>
+        </w:r>
+      </w:del>
+      <w:del w:id="9064" w:author="ZHANG Yufeng" w:date="2026-09-09T00:00:00Z">
+        <w:r>
+          <w:delText xml:space="preserve">recorded with GNU</w:delText>
+        </w:r>
+      </w:del>
+      <w:del w:id="9065" w:author="ZHANG Yufeng" w:date="2026-09-09T00:00:00Z">
+        <w:r>
+          <w:delText xml:space="preserve"> </w:delText>
+        </w:r>
+      </w:del>
+      <w:del w:id="9066" w:author="ZHANG Yufeng" w:date="2026-09-09T00:00:00Z">
+        <w:r>
+          <w:rPr>
+            <w:rStyle w:val="VerbatimChar"/>
+          </w:rPr>
+          <w:delText xml:space="preserve">time</w:delText>
+        </w:r>
+      </w:del>
+      <w:del w:id="9067" w:author="ZHANG Yufeng" w:date="2026-09-09T00:00:00Z">
+        <w:r>
+          <w:delText xml:space="preserve">.</w:delText>
+        </w:r>
+      </w:del>
+      <w:ins w:id="9068" w:author="ZHANG Yufeng" w:date="2026-09-09T00:00:00Z">
+        <w:r>
+          <w:t xml:space="preserve">Reference databases: by default a human-only Kraken2 index built from T2T-CHM13v2.0, and a Bowtie2 index of T2T-CHM13v2.0 plus HLA sequences (the Hostile human-t2t-hla index). A mixed Kraken2 index (kraken16: GRCh38 + T2T + ~73,000 microbial genomes) was additionally evaluated as an optional taxonomy-aware mode. All comparisons used 8 threads per tool on the HKU HPC2021 cluster, with three replicates per condition for RustyClean timing.</w:t>
+        </w:r>
+      </w:ins>
+    </w:p>
+    <w:p>
+      <w:pPr>
         <w:rPr>
-          <w:rStyle w:val="VerbatimChar"/>
+          <w:ins w:id="9069" w:author="ZHANG Yufeng" w:date="2026-09-09T00:00:00Z"/>
         </w:rPr>
-        <w:t xml:space="preserve">time</w:t>
-      </w:r>
-      <w:r>
-        <w:t xml:space="preserve">.</w:t>
-      </w:r>
+      </w:pPr>
+      <w:ins w:id="9070" w:author="ZHANG Yufeng" w:date="2026-09-09T00:00:00Z">
+        <w:r>
+          <w:t xml:space="preserve">Resource measurement. Wall-clock time and peak resident set size were recorded with GNU time, and CPU time and memory were additionally read from each job's own cgroup (cpu.stat usage_usec; the peak of memory.stat anon, sampled at 1 Hz). The two are not interchangeable and we report both. GNU time accumulates only the resource usage of children it reaps, which for KneadData omitted most of the work: on the parallel panel it recorded 2,014 s of CPU where the cgroup recorded 80,365 s, and warming the page cache beforehand left the GNU figure unchanged to the second, ruling out I/O wait. Its peak resident set size is also one process's footprint including file-backed pages, so a memory-mapped index is charged in full to every process that shares it. Where the two measures answer different questions we say which is used.</w:t>
+        </w:r>
+      </w:ins>
+    </w:p>
+    <w:p>
+      <w:pPr>
+        <w:rPr>
+          <w:ins w:id="9071" w:author="ZHANG Yufeng" w:date="2026-09-09T00:00:00Z"/>
+        </w:rPr>
+      </w:pPr>
+      <w:ins w:id="9072" w:author="ZHANG Yufeng" w:date="2026-09-09T00:00:00Z">
+        <w:r>
+          <w:t xml:space="preserve">Parallel scaling panel. Throughput was measured on a separate panel of 120 uniform single-end samples of 1,000,000 reads each, 20 replicates at each of six host fractions (1, 5, 10, 50, 70 and 90%), simulated as above. Uniform depth is required here: batch wall time only reflects scheduling if every sample costs about the same. Each job took a compute node exclusively, was pinned to 16 cores with taskset, and split them as W concurrent samples × T threads with W × T = 16 for W in {1, 2, 4, 8, 16}. All arms ran at the same W on the same node, and the inputs and every arm's index were read into page cache before timing began, so arm order is not part of the measurement.</w:t>
+        </w:r>
+      </w:ins>
     </w:p>
     <w:bookmarkEnd w:id="21"/>
     <w:bookmarkStart w:id="22" w:name="evaluation-metrics"/>
@@ -3184,19 +3493,58 @@
           <w:numId w:val="1005"/>
         </w:numPr>
       </w:pPr>
-      <w:r>
+      <w:del w:id="9073" w:author="ZHANG Yufeng" w:date="2026-09-09T00:00:00Z">
+        <w:r>
+          <w:rPr>
+            <w:b/>
+            <w:bCs/>
+          </w:rPr>
+          <w:delText xml:space="preserve">Peak memory</w:delText>
+        </w:r>
+      </w:del>
+      <w:del w:id="9074" w:author="ZHANG Yufeng" w:date="2026-09-09T00:00:00Z">
+        <w:r>
+          <w:delText xml:space="preserve"> </w:delText>
+        </w:r>
+      </w:del>
+      <w:del w:id="9075" w:author="ZHANG Yufeng" w:date="2026-09-09T00:00:00Z">
+        <w:r>
+          <w:delText xml:space="preserve">— maximum resident set size.</w:delText>
+        </w:r>
+      </w:del>
+      <w:ins w:id="9076" w:author="ZHANG Yufeng" w:date="2026-09-09T00:00:00Z">
+        <w:r>
+          <w:rPr>
+            <w:b/>
+            <w:bCs/>
+          </w:rPr>
+          <w:t xml:space="preserve">Peak memory — reported as two quantities: peak resident set size of the largest single process (GNU time), and peak anonymous memory across all processes of the job (cgroup). The second is what determines how many samples can be run concurrently.</w:t>
+        </w:r>
+      </w:ins>
+    </w:p>
+    <w:p>
+      <w:pPr>
         <w:rPr>
-          <w:b/>
-          <w:bCs/>
+          <w:ins w:id="9077" w:author="ZHANG Yufeng" w:date="2026-09-09T00:00:00Z"/>
         </w:rPr>
-        <w:t xml:space="preserve">Peak memory</w:t>
-      </w:r>
-      <w:r>
-        <w:t xml:space="preserve"> </w:t>
-      </w:r>
-      <w:r>
-        <w:t xml:space="preserve">— maximum resident set size.</w:t>
-      </w:r>
+      </w:pPr>
+      <w:ins w:id="9078" w:author="ZHANG Yufeng" w:date="2026-09-09T00:00:00Z">
+        <w:r>
+          <w:t xml:space="preserve">Throughput — samples completed per hour for a whole 120-sample batch.</w:t>
+        </w:r>
+      </w:ins>
+    </w:p>
+    <w:p>
+      <w:pPr>
+        <w:rPr>
+          <w:ins w:id="9079" w:author="ZHANG Yufeng" w:date="2026-09-09T00:00:00Z"/>
+        </w:rPr>
+      </w:pPr>
+      <w:ins w:id="9080" w:author="ZHANG Yufeng" w:date="2026-09-09T00:00:00Z">
+        <w:r>
+          <w:t xml:space="preserve">Parallel efficiency — speed-up over the same arm at one worker, divided by the worker count. Speed-up is always computed within an arm, never against another tool.</w:t>
+        </w:r>
+      </w:ins>
     </w:p>
     <w:p>
       <w:pPr>
@@ -6957,45 +7305,76 @@
       <w:pPr>
         <w:pStyle w:val="BodyText"/>
       </w:pPr>
-      <w:r>
-        <w:t xml:space="preserve">Taken together, the Kraken2-based auto configuration places RustyClean</w:t>
-      </w:r>
-      <w:r>
-        <w:t xml:space="preserve"> </w:t>
-      </w:r>
-      <w:r>
-        <w:t xml:space="preserve">between Hostile and KneadData on accuracy, but closer to Hostile than to</w:t>
-      </w:r>
-      <w:r>
-        <w:t xml:space="preserve"> </w:t>
-      </w:r>
-      <w:r>
-        <w:t xml:space="preserve">KneadData. On the depletion step alone RustyClean is faster than Hostile</w:t>
-      </w:r>
-      <w:r>
-        <w:t xml:space="preserve"> </w:t>
-      </w:r>
-      <w:r>
-        <w:t xml:space="preserve">across the panel while remaining an order of magnitude faster than</w:t>
-      </w:r>
-      <w:r>
-        <w:t xml:space="preserve"> </w:t>
-      </w:r>
-      <w:r>
-        <w:t xml:space="preserve">KneadData (Figure 4). The accuracy gap versus Hostile is the cost of</w:t>
-      </w:r>
-      <w:r>
-        <w:t xml:space="preserve"> </w:t>
-      </w:r>
-      <w:r>
-        <w:t xml:space="preserve">using k-mer classification rather than aligning every read; the Bowtie2</w:t>
-      </w:r>
-      <w:r>
-        <w:t xml:space="preserve"> </w:t>
-      </w:r>
-      <w:r>
-        <w:t xml:space="preserve">recheck step recovers the majority of the host reads that Kraken2 misses.</w:t>
-      </w:r>
+      <w:del w:id="9001" w:author="ZHANG Yufeng" w:date="2026-09-09T00:00:00Z">
+        <w:r>
+          <w:delText xml:space="preserve">Taken together, the Kraken2-based auto configuration places RustyClean</w:delText>
+        </w:r>
+      </w:del>
+      <w:del w:id="9002" w:author="ZHANG Yufeng" w:date="2026-09-09T00:00:00Z">
+        <w:r>
+          <w:delText xml:space="preserve"> </w:delText>
+        </w:r>
+      </w:del>
+      <w:del w:id="9003" w:author="ZHANG Yufeng" w:date="2026-09-09T00:00:00Z">
+        <w:r>
+          <w:delText xml:space="preserve">between Hostile and KneadData on accuracy, but closer to Hostile than to</w:delText>
+        </w:r>
+      </w:del>
+      <w:del w:id="9004" w:author="ZHANG Yufeng" w:date="2026-09-09T00:00:00Z">
+        <w:r>
+          <w:delText xml:space="preserve"> </w:delText>
+        </w:r>
+      </w:del>
+      <w:del w:id="9005" w:author="ZHANG Yufeng" w:date="2026-09-09T00:00:00Z">
+        <w:r>
+          <w:delText xml:space="preserve">KneadData. On the depletion step alone RustyClean is faster than Hostile</w:delText>
+        </w:r>
+      </w:del>
+      <w:del w:id="9006" w:author="ZHANG Yufeng" w:date="2026-09-09T00:00:00Z">
+        <w:r>
+          <w:delText xml:space="preserve"> </w:delText>
+        </w:r>
+      </w:del>
+      <w:del w:id="9007" w:author="ZHANG Yufeng" w:date="2026-09-09T00:00:00Z">
+        <w:r>
+          <w:delText xml:space="preserve">across the panel while remaining an order of magnitude faster than</w:delText>
+        </w:r>
+      </w:del>
+      <w:del w:id="9008" w:author="ZHANG Yufeng" w:date="2026-09-09T00:00:00Z">
+        <w:r>
+          <w:delText xml:space="preserve"> </w:delText>
+        </w:r>
+      </w:del>
+      <w:del w:id="9009" w:author="ZHANG Yufeng" w:date="2026-09-09T00:00:00Z">
+        <w:r>
+          <w:delText xml:space="preserve">KneadData (Figure 4). The accuracy gap versus Hostile is the cost of</w:delText>
+        </w:r>
+      </w:del>
+      <w:del w:id="9010" w:author="ZHANG Yufeng" w:date="2026-09-09T00:00:00Z">
+        <w:r>
+          <w:delText xml:space="preserve"> </w:delText>
+        </w:r>
+      </w:del>
+      <w:del w:id="9011" w:author="ZHANG Yufeng" w:date="2026-09-09T00:00:00Z">
+        <w:r>
+          <w:delText xml:space="preserve">using k-mer classification rather than aligning every read; the Bowtie2</w:delText>
+        </w:r>
+      </w:del>
+      <w:del w:id="9012" w:author="ZHANG Yufeng" w:date="2026-09-09T00:00:00Z">
+        <w:r>
+          <w:delText xml:space="preserve"> </w:delText>
+        </w:r>
+      </w:del>
+      <w:del w:id="9013" w:author="ZHANG Yufeng" w:date="2026-09-09T00:00:00Z">
+        <w:r>
+          <w:delText xml:space="preserve">recheck step recovers the majority of the host reads that Kraken2 misses.</w:delText>
+        </w:r>
+      </w:del>
+      <w:ins w:id="9014" w:author="ZHANG Yufeng" w:date="2026-09-09T00:00:00Z">
+        <w:r>
+          <w:t xml:space="preserve">Taken together, the Kraken2-based auto configuration places RustyClean between Hostile and KneadData on accuracy, but closer to Hostile than to KneadData. Against KneadData it is roughly four times faster (median 4.3× on the matched panel). Against Hostile it is not faster: on the rebuilt panel the two are indistinguishable on the depletion step (median 1.00×, 434 s versus 436 s), and on the uniform 1 M-read panel of Section 3.9 Hostile is faster at every worker count. The earlier figures showing RustyClean 1.3–1.9× faster than Hostile were obtained with a Bowtie2 index that included HLA sequences and are superseded. The accuracy gap versus Hostile is the cost of using k-mer classification rather than aligning every read.</w:t>
+        </w:r>
+      </w:ins>
     </w:p>
     <w:p>
       <w:pPr>
@@ -7178,45 +7557,88 @@
       <w:pPr>
         <w:pStyle w:val="FirstParagraph"/>
       </w:pPr>
-      <w:r>
-        <w:t xml:space="preserve">The default high-host path loads the full Kraken2 database, so peak</w:t>
-      </w:r>
-      <w:r>
-        <w:t xml:space="preserve"> </w:t>
-      </w:r>
-      <w:r>
-        <w:t xml:space="preserve">memory is determined primarily by the database size rather than by read</w:t>
-      </w:r>
-      <w:r>
-        <w:t xml:space="preserve"> </w:t>
-      </w:r>
-      <w:r>
-        <w:t xml:space="preserve">count. On the matched panel RustyClean peaked at ~15.5 GB, versus 3.6 GB</w:t>
-      </w:r>
-      <w:r>
-        <w:t xml:space="preserve"> </w:t>
-      </w:r>
-      <w:r>
-        <w:t xml:space="preserve">for Hostile and 1.1 GB for KneadData (Table 4). The footprint is</w:t>
-      </w:r>
-      <w:r>
-        <w:t xml:space="preserve"> </w:t>
-      </w:r>
-      <w:r>
-        <w:t xml:space="preserve">essentially the resident size of the T2T-only human Kraken2 index</w:t>
-      </w:r>
-      <w:r>
-        <w:t xml:space="preserve"> </w:t>
-      </w:r>
-      <w:r>
-        <w:t xml:space="preserve">(~15.5 GB) plus the working set of the Bowtie2 recheck pass over the</w:t>
-      </w:r>
-      <w:r>
-        <w:t xml:space="preserve"> </w:t>
-      </w:r>
-      <w:r>
-        <w:t xml:space="preserve">retained reads.</w:t>
-      </w:r>
+      <w:del w:id="9015" w:author="ZHANG Yufeng" w:date="2026-09-09T00:00:00Z">
+        <w:r>
+          <w:delText xml:space="preserve">The default high-host path loads the full Kraken2 database, so peak</w:delText>
+        </w:r>
+      </w:del>
+      <w:del w:id="9016" w:author="ZHANG Yufeng" w:date="2026-09-09T00:00:00Z">
+        <w:r>
+          <w:delText xml:space="preserve"> </w:delText>
+        </w:r>
+      </w:del>
+      <w:del w:id="9017" w:author="ZHANG Yufeng" w:date="2026-09-09T00:00:00Z">
+        <w:r>
+          <w:delText xml:space="preserve">memory is determined primarily by the database size rather than by read</w:delText>
+        </w:r>
+      </w:del>
+      <w:del w:id="9018" w:author="ZHANG Yufeng" w:date="2026-09-09T00:00:00Z">
+        <w:r>
+          <w:delText xml:space="preserve"> </w:delText>
+        </w:r>
+      </w:del>
+      <w:del w:id="9019" w:author="ZHANG Yufeng" w:date="2026-09-09T00:00:00Z">
+        <w:r>
+          <w:delText xml:space="preserve">count. On the matched panel RustyClean peaked at ~15.5 GB, versus 3.6 GB</w:delText>
+        </w:r>
+      </w:del>
+      <w:del w:id="9020" w:author="ZHANG Yufeng" w:date="2026-09-09T00:00:00Z">
+        <w:r>
+          <w:delText xml:space="preserve"> </w:delText>
+        </w:r>
+      </w:del>
+      <w:del w:id="9021" w:author="ZHANG Yufeng" w:date="2026-09-09T00:00:00Z">
+        <w:r>
+          <w:delText xml:space="preserve">for Hostile and 1.1 GB for KneadData (Table 4). The footprint is</w:delText>
+        </w:r>
+      </w:del>
+      <w:del w:id="9022" w:author="ZHANG Yufeng" w:date="2026-09-09T00:00:00Z">
+        <w:r>
+          <w:delText xml:space="preserve"> </w:delText>
+        </w:r>
+      </w:del>
+      <w:del w:id="9023" w:author="ZHANG Yufeng" w:date="2026-09-09T00:00:00Z">
+        <w:r>
+          <w:delText xml:space="preserve">essentially the resident size of the T2T-only human Kraken2 index</w:delText>
+        </w:r>
+      </w:del>
+      <w:del w:id="9024" w:author="ZHANG Yufeng" w:date="2026-09-09T00:00:00Z">
+        <w:r>
+          <w:delText xml:space="preserve"> </w:delText>
+        </w:r>
+      </w:del>
+      <w:del w:id="9025" w:author="ZHANG Yufeng" w:date="2026-09-09T00:00:00Z">
+        <w:r>
+          <w:delText xml:space="preserve">(~15.5 GB) plus the working set of the Bowtie2 recheck pass over the</w:delText>
+        </w:r>
+      </w:del>
+      <w:del w:id="9026" w:author="ZHANG Yufeng" w:date="2026-09-09T00:00:00Z">
+        <w:r>
+          <w:delText xml:space="preserve"> </w:delText>
+        </w:r>
+      </w:del>
+      <w:del w:id="9027" w:author="ZHANG Yufeng" w:date="2026-09-09T00:00:00Z">
+        <w:r>
+          <w:delText xml:space="preserve">retained reads.</w:delText>
+        </w:r>
+      </w:del>
+      <w:ins w:id="9028" w:author="ZHANG Yufeng" w:date="2026-09-09T00:00:00Z">
+        <w:r>
+          <w:t xml:space="preserve">The default high-host path loads the full Kraken2 database, so peak memory is determined primarily by the database size rather than by read count. On the matched panel RustyClean peaked at ~15.5 GB, essentially the resident size of the human Kraken2 index plus the working set of the Bowtie2 pass over the retained reads. This figure is a resident anonymous hash table and GNU time measures it correctly.</w:t>
+        </w:r>
+      </w:ins>
+    </w:p>
+    <w:p>
+      <w:pPr>
+        <w:rPr>
+          <w:ins w:id="9029" w:author="ZHANG Yufeng" w:date="2026-09-09T00:00:00Z"/>
+        </w:rPr>
+      </w:pPr>
+      <w:ins w:id="9030" w:author="ZHANG Yufeng" w:date="2026-09-09T00:00:00Z">
+        <w:r>
+          <w:t xml:space="preserve">The comparator figures in Table 4 (3.6 GB for Hostile, 1.1 GB for KneadData) are measured with the same tool but do not mean the same thing, and are misleading in opposite directions. KneadData's 1.1 GB omits the subprocesses in which it does its alignment: measured from the cgroup the same workload holds 3.7 GB of anonymous memory. Most of Hostile's 3.6 GB is a shared file mapping of its Bowtie2 index rather than private memory; its anonymous footprint is 0.21 GB, and sixteen concurrent Hostile processes hold 1.2 GB between them rather than sixteen copies. Comparisons of peak memory between these tools should therefore be made on anonymous memory, not resident set size.</w:t>
+        </w:r>
+      </w:ins>
     </w:p>
     <w:p>
       <w:pPr>
@@ -8020,6 +8442,84 @@
         <w:t xml:space="preserve">ready for production cohorts.</w:t>
       </w:r>
     </w:p>
+    <w:p>
+      <w:pPr>
+        <w:pStyle w:val="Heading3"/>
+        <w:rPr>
+          <w:ins w:id="9001" w:author="ZHANG Yufeng" w:date="2026-09-09T00:00:00Z"/>
+        </w:rPr>
+      </w:pPr>
+      <w:ins w:id="9002" w:author="ZHANG Yufeng" w:date="2026-09-09T00:00:00Z">
+        <w:r>
+          <w:t xml:space="preserve">3.9 Parallel scaling against KneadData and Hostile</w:t>
+        </w:r>
+      </w:ins>
+    </w:p>
+    <w:p>
+      <w:pPr>
+        <w:pStyle w:val="FirstParagraph"/>
+        <w:rPr>
+          <w:ins w:id="9003" w:author="ZHANG Yufeng" w:date="2026-09-09T00:00:00Z"/>
+        </w:rPr>
+      </w:pPr>
+      <w:ins w:id="9004" w:author="ZHANG Yufeng" w:date="2026-09-09T00:00:00Z">
+        <w:r>
+          <w:t xml:space="preserve">The comparisons above run one sample at a time. Because host depletion is normally applied to a whole cohort, we also measured how each tool converts a fixed core budget into throughput. On the uniform 120-sample panel (Section 2.9), five arms were run at each of five worker counts: KneadData and Hostile driven one sample per process by xargs; RustyClean auto and RustyClean --skip-qc as a single process using their own worker pool; and RustyClean auto driven by xargs, which holds the tool fixed and varies only which scheduler is used. At 1,000,000 reads every sample falls below the read-count threshold in the routing rule, so auto selected Bowtie2 for all six host fractions and all five arms align against a comparable index.</w:t>
+        </w:r>
+      </w:ins>
+    </w:p>
+    <w:p>
+      <w:pPr>
+        <w:pStyle w:val="FirstParagraph"/>
+        <w:rPr>
+          <w:ins w:id="9005" w:author="ZHANG Yufeng" w:date="2026-09-09T00:00:00Z"/>
+        </w:rPr>
+      </w:pPr>
+      <w:ins w:id="9006" w:author="ZHANG Yufeng" w:date="2026-09-09T00:00:00Z">
+        <w:r>
+          <w:t xml:space="preserve">Every arm reached its best throughput at an intermediate worker count and lost ground beyond it: Hostile at W = 2 (686 samples/h), KneadData at W = 4 (116 samples/h), and the three RustyClean arms at W = 8 (334, 342 and 480 samples/h). At W = 16, where each sample receives a single thread, all five were slower than at W = 8 while CPU utilisation remained above 0.95, so the additional cores were consumed by per-worker fixed costs rather than left idle. Total CPU consumed for the same 120 samples rose with the worker count in every arm, by 38% (Hostile) to 216% (RustyClean --skip-qc) between W = 1 and W = 16.</w:t>
+        </w:r>
+      </w:ins>
+    </w:p>
+    <w:p>
+      <w:pPr>
+        <w:pStyle w:val="FirstParagraph"/>
+        <w:rPr>
+          <w:ins w:id="9007" w:author="ZHANG Yufeng" w:date="2026-09-09T00:00:00Z"/>
+        </w:rPr>
+      </w:pPr>
+      <w:ins w:id="9008" w:author="ZHANG Yufeng" w:date="2026-09-09T00:00:00Z">
+        <w:r>
+          <w:t xml:space="preserve">Against KneadData, RustyClean's advantage is entirely an advantage in parallelism. At one worker RustyClean auto was slower (0.81×); the ratio rose with the worker count to 3.09× at W = 8 and 2.88× comparing each tool at its own best setting. The underlying reason is visible in the CPU figures: RustyClean completed the panel using 16,683 CPU-seconds against KneadData's 48,719, a third of the work, but at one worker it occupied only 2.5 of 16 cores (CPU efficiency 0.15) against KneadData's 8.9 (0.56). RustyClean has very little within-sample parallelism and converts its lower total cost into shorter wall time only through sample-level concurrency.</w:t>
+        </w:r>
+      </w:ins>
+    </w:p>
+    <w:p>
+      <w:pPr>
+        <w:pStyle w:val="FirstParagraph"/>
+        <w:rPr>
+          <w:ins w:id="9009" w:author="ZHANG Yufeng" w:date="2026-09-09T00:00:00Z"/>
+        </w:rPr>
+      </w:pPr>
+      <w:ins w:id="9010" w:author="ZHANG Yufeng" w:date="2026-09-09T00:00:00Z">
+        <w:r>
+          <w:t xml:space="preserve">Against Hostile there is no advantage at any worker count (0.51–0.97×), and the memory difference is large. At W = 16 Hostile held 1.2 GB of anonymous memory against RustyClean's 55.0 GB, a factor of 46, and Hostile's footprint grew only 5.6-fold across a 16-fold increase in concurrency while RustyClean's grew 15.7-fold. Both tools invoke the same aligner, so the difference is in how the index is loaded. RustyClean's depletion step already maps its Bowtie2 index (--mm) and shares it between concurrent workers; its host-fraction survey and its optional verification pass do not, and each therefore loads a private copy. The measurements match that account exactly: 3.50 GB of anonymous memory at one worker is one Bowtie2 index of T2T-CHM13v2.0, and 27.5 GB at eight workers is eight of them. On a 128 GB node this caps useful concurrency for RustyClean near W = 16, a limit Hostile is nowhere near.</w:t>
+        </w:r>
+      </w:ins>
+    </w:p>
+    <w:p>
+      <w:pPr>
+        <w:pStyle w:val="FirstParagraph"/>
+        <w:rPr>
+          <w:ins w:id="9011" w:author="ZHANG Yufeng" w:date="2026-09-09T00:00:00Z"/>
+        </w:rPr>
+      </w:pPr>
+      <w:ins w:id="9012" w:author="ZHANG Yufeng" w:date="2026-09-09T00:00:00Z">
+        <w:r>
+          <w:t xml:space="preserve">Finally, RustyClean's own worker pool conferred no throughput benefit over running the same binary under xargs at matched W: ratios of 1.04, 1.00, 1.10, 0.98 and 0.93 across the five worker counts, a median of 1.00×. The pool did use 1.6–1.8× more memory at high worker counts. We therefore attribute the advantage over KneadData to the cost of the depletion work itself rather than to scheduling, and do not claim built-in parallelism as a contribution.</w:t>
+        </w:r>
+      </w:ins>
+    </w:p>
     <w:bookmarkEnd w:id="44"/>
     <w:bookmarkEnd w:id="45"/>
     <w:bookmarkStart w:id="46" w:name="discussion"/>
@@ -8159,114 +8659,201 @@
       <w:pPr>
         <w:pStyle w:val="BodyText"/>
       </w:pPr>
-      <w:r>
-        <w:t xml:space="preserve">Two comparisons deserve to be read carefully. First, RustyClean performs</w:t>
-      </w:r>
-      <w:r>
-        <w:t xml:space="preserve"> </w:t>
-      </w:r>
-      <w:r>
-        <w:t xml:space="preserve">no tandem-repeat or low-complexity masking, whereas KneadData does; part</w:t>
-      </w:r>
-      <w:r>
-        <w:t xml:space="preserve"> </w:t>
-      </w:r>
-      <w:r>
-        <w:t xml:space="preserve">of the runtime advantage over KneadData therefore reflects work not done</w:t>
-      </w:r>
-      <w:r>
-        <w:t xml:space="preserve"> </w:t>
-      </w:r>
-      <w:r>
-        <w:t xml:space="preserve">rather than work done faster, and the closer like-for-like comparison is</w:t>
-      </w:r>
-      <w:r>
-        <w:t xml:space="preserve"> </w:t>
-      </w:r>
-      <w:r>
-        <w:t xml:space="preserve">against KneadData with repeat masking disabled. Second, Hostile is the</w:t>
-      </w:r>
-      <w:r>
-        <w:t xml:space="preserve"> </w:t>
-      </w:r>
-      <w:r>
-        <w:t xml:space="preserve">more demanding baseline. On the matched panel, RustyClean’s depletion-only</w:t>
-      </w:r>
-      <w:r>
-        <w:t xml:space="preserve"> </w:t>
-      </w:r>
-      <w:r>
-        <w:t xml:space="preserve">step (</w:t>
-      </w:r>
-      <w:r>
+      <w:del w:id="9001" w:author="ZHANG Yufeng" w:date="2026-09-09T00:00:00Z">
+        <w:r>
+          <w:delText xml:space="preserve">Two comparisons deserve to be read carefully. First, RustyClean performs</w:delText>
+        </w:r>
+      </w:del>
+      <w:del w:id="9002" w:author="ZHANG Yufeng" w:date="2026-09-09T00:00:00Z">
+        <w:r>
+          <w:delText xml:space="preserve"> </w:delText>
+        </w:r>
+      </w:del>
+      <w:del w:id="9003" w:author="ZHANG Yufeng" w:date="2026-09-09T00:00:00Z">
+        <w:r>
+          <w:delText xml:space="preserve">no tandem-repeat or low-complexity masking, whereas KneadData does; part</w:delText>
+        </w:r>
+      </w:del>
+      <w:del w:id="9004" w:author="ZHANG Yufeng" w:date="2026-09-09T00:00:00Z">
+        <w:r>
+          <w:delText xml:space="preserve"> </w:delText>
+        </w:r>
+      </w:del>
+      <w:del w:id="9005" w:author="ZHANG Yufeng" w:date="2026-09-09T00:00:00Z">
+        <w:r>
+          <w:delText xml:space="preserve">of the runtime advantage over KneadData therefore reflects work not done</w:delText>
+        </w:r>
+      </w:del>
+      <w:del w:id="9006" w:author="ZHANG Yufeng" w:date="2026-09-09T00:00:00Z">
+        <w:r>
+          <w:delText xml:space="preserve"> </w:delText>
+        </w:r>
+      </w:del>
+      <w:del w:id="9007" w:author="ZHANG Yufeng" w:date="2026-09-09T00:00:00Z">
+        <w:r>
+          <w:delText xml:space="preserve">rather than work done faster, and the closer like-for-like comparison is</w:delText>
+        </w:r>
+      </w:del>
+      <w:del w:id="9008" w:author="ZHANG Yufeng" w:date="2026-09-09T00:00:00Z">
+        <w:r>
+          <w:delText xml:space="preserve"> </w:delText>
+        </w:r>
+      </w:del>
+      <w:del w:id="9009" w:author="ZHANG Yufeng" w:date="2026-09-09T00:00:00Z">
+        <w:r>
+          <w:delText xml:space="preserve">against KneadData with repeat masking disabled. Second, Hostile is the</w:delText>
+        </w:r>
+      </w:del>
+      <w:del w:id="9010" w:author="ZHANG Yufeng" w:date="2026-09-09T00:00:00Z">
+        <w:r>
+          <w:delText xml:space="preserve"> </w:delText>
+        </w:r>
+      </w:del>
+      <w:del w:id="9011" w:author="ZHANG Yufeng" w:date="2026-09-09T00:00:00Z">
+        <w:r>
+          <w:delText xml:space="preserve">more demanding baseline. On the matched panel, RustyClean’s depletion-only</w:delText>
+        </w:r>
+      </w:del>
+      <w:del w:id="9012" w:author="ZHANG Yufeng" w:date="2026-09-09T00:00:00Z">
+        <w:r>
+          <w:delText xml:space="preserve"> </w:delText>
+        </w:r>
+      </w:del>
+      <w:del w:id="9013" w:author="ZHANG Yufeng" w:date="2026-09-09T00:00:00Z">
+        <w:r>
+          <w:delText xml:space="preserve">step (</w:delText>
+        </w:r>
+      </w:del>
+      <w:del w:id="9014" w:author="ZHANG Yufeng" w:date="2026-09-09T00:00:00Z">
+        <w:r>
+          <w:rPr>
+            <w:rStyle w:val="VerbatimChar"/>
+          </w:rPr>
+          <w:delText xml:space="preserve">--skip-qc</w:delText>
+        </w:r>
+      </w:del>
+      <w:del w:id="9015" w:author="ZHANG Yufeng" w:date="2026-09-09T00:00:00Z">
+        <w:r>
+          <w:delText xml:space="preserve">) was 1.30–1.86× faster than Hostile and an order of</w:delText>
+        </w:r>
+      </w:del>
+      <w:del w:id="9016" w:author="ZHANG Yufeng" w:date="2026-09-09T00:00:00Z">
+        <w:r>
+          <w:delText xml:space="preserve"> </w:delText>
+        </w:r>
+      </w:del>
+      <w:del w:id="9017" w:author="ZHANG Yufeng" w:date="2026-09-09T00:00:00Z">
+        <w:r>
+          <w:delText xml:space="preserve">magnitude faster than KneadData, while the accuracy gap versus Hostile</w:delText>
+        </w:r>
+      </w:del>
+      <w:del w:id="9018" w:author="ZHANG Yufeng" w:date="2026-09-09T00:00:00Z">
+        <w:r>
+          <w:delText xml:space="preserve"> </w:delText>
+        </w:r>
+      </w:del>
+      <w:del w:id="9019" w:author="ZHANG Yufeng" w:date="2026-09-09T00:00:00Z">
+        <w:r>
+          <w:delText xml:space="preserve">remained small (ΔF1 ≈ 0.0019 at 50% host; ΔF1 ≈ 0.0041 at 90% host).</w:delText>
+        </w:r>
+      </w:del>
+      <w:del w:id="9020" w:author="ZHANG Yufeng" w:date="2026-09-09T00:00:00Z">
+        <w:r>
+          <w:delText xml:space="preserve"> </w:delText>
+        </w:r>
+      </w:del>
+      <w:del w:id="9021" w:author="ZHANG Yufeng" w:date="2026-09-09T00:00:00Z">
+        <w:r>
+          <w:delText xml:space="preserve">The gap at 90% host reflects the expected false-negative rate of k-mer</w:delText>
+        </w:r>
+      </w:del>
+      <w:del w:id="9022" w:author="ZHANG Yufeng" w:date="2026-09-09T00:00:00Z">
+        <w:r>
+          <w:delText xml:space="preserve"> </w:delText>
+        </w:r>
+      </w:del>
+      <w:del w:id="9023" w:author="ZHANG Yufeng" w:date="2026-09-09T00:00:00Z">
+        <w:r>
+          <w:delText xml:space="preserve">classification: a small fraction of host reads lack sufficiently</w:delText>
+        </w:r>
+      </w:del>
+      <w:del w:id="9024" w:author="ZHANG Yufeng" w:date="2026-09-09T00:00:00Z">
+        <w:r>
+          <w:delText xml:space="preserve"> </w:delText>
+        </w:r>
+      </w:del>
+      <w:del w:id="9025" w:author="ZHANG Yufeng" w:date="2026-09-09T00:00:00Z">
+        <w:r>
+          <w:delText xml:space="preserve">discriminative k-mers and are retained despite the Bowtie2 recheck. RustyClean's contribution is therefore not that k-mer</w:delText>
+        </w:r>
+      </w:del>
+      <w:del w:id="9026" w:author="ZHANG Yufeng" w:date="2026-09-09T00:00:00Z">
+        <w:r>
+          <w:delText xml:space="preserve"> </w:delText>
+        </w:r>
+      </w:del>
+      <w:del w:id="9027" w:author="ZHANG Yufeng" w:date="2026-09-09T00:00:00Z">
+        <w:r>
+          <w:delText xml:space="preserve">classification is more accurate than alignment — it is not — but</w:delText>
+        </w:r>
+      </w:del>
+      <w:del w:id="9028" w:author="ZHANG Yufeng" w:date="2026-09-09T00:00:00Z">
+        <w:r>
+          <w:delText xml:space="preserve"> </w:delText>
+        </w:r>
+      </w:del>
+      <w:del w:id="9029" w:author="ZHANG Yufeng" w:date="2026-09-09T00:00:00Z">
+        <w:r>
+          <w:delText xml:space="preserve">that per-sample routing lets the pipeline use classification where it</w:delText>
+        </w:r>
+      </w:del>
+      <w:del w:id="9030" w:author="ZHANG Yufeng" w:date="2026-09-09T00:00:00Z">
+        <w:r>
+          <w:delText xml:space="preserve"> </w:delText>
+        </w:r>
+      </w:del>
+      <w:del w:id="9031" w:author="ZHANG Yufeng" w:date="2026-09-09T00:00:00Z">
+        <w:r>
+          <w:delText xml:space="preserve">has the largest speed advantage while falling back to alignment where</w:delText>
+        </w:r>
+      </w:del>
+      <w:del w:id="9032" w:author="ZHANG Yufeng" w:date="2026-09-09T00:00:00Z">
+        <w:r>
+          <w:delText xml:space="preserve"> </w:delText>
+        </w:r>
+      </w:del>
+      <w:del w:id="9033" w:author="ZHANG Yufeng" w:date="2026-09-09T00:00:00Z">
+        <w:r>
+          <w:delText xml:space="preserve">alignment is already efficient or where the residual-host penalty is</w:delText>
+        </w:r>
+      </w:del>
+      <w:del w:id="9034" w:author="ZHANG Yufeng" w:date="2026-09-09T00:00:00Z">
+        <w:r>
+          <w:delText xml:space="preserve"> </w:delText>
+        </w:r>
+      </w:del>
+      <w:del w:id="9035" w:author="ZHANG Yufeng" w:date="2026-09-09T00:00:00Z">
+        <w:r>
+          <w:delText xml:space="preserve">unacceptable.</w:delText>
+        </w:r>
+      </w:del>
+      <w:ins w:id="9036" w:author="ZHANG Yufeng" w:date="2026-09-09T00:00:00Z">
+        <w:r>
+          <w:t xml:space="preserve">Two comparisons deserve to be read carefully. First, RustyClean performs no tandem-repeat or low-complexity masking, whereas KneadData does; part of the runtime advantage over KneadData therefore reflects work not done rather than work done faster, and the closer like-for-like comparison is against KneadData with repeat masking disabled. Second, Hostile is the more demanding baseline, and on the rebuilt panel it is the faster tool: RustyClean's depletion-only step (--skip-qc) is indistinguishable from Hostile per sample (median 1.00×) and slower than Hostile at every worker count under concurrency, while the accuracy gap versus Hostile remains small and runs in RustyClean's favour on host carry-over. RustyClean's contribution is therefore not speed against Hostile, and not that k-mer classification is more accurate than alignment — it is not — but that per-sample routing lets the pipeline use classification where it has the largest speed advantage while falling back to alignment where alignment is already efficient or where the residual-host penalty is unacceptable.</w:t>
+        </w:r>
+      </w:ins>
+    </w:p>
+    <w:p>
+      <w:pPr>
         <w:rPr>
-          <w:rStyle w:val="VerbatimChar"/>
+          <w:ins w:id="9037" w:author="ZHANG Yufeng" w:date="2026-09-09T00:00:00Z"/>
         </w:rPr>
-        <w:t xml:space="preserve">--skip-qc</w:t>
-      </w:r>
-      <w:r>
-        <w:t xml:space="preserve">) was 1.30–1.86× faster than Hostile and an order of</w:t>
-      </w:r>
-      <w:r>
-        <w:t xml:space="preserve"> </w:t>
-      </w:r>
-      <w:r>
-        <w:t xml:space="preserve">magnitude faster than KneadData, while the accuracy gap versus Hostile</w:t>
-      </w:r>
-      <w:r>
-        <w:t xml:space="preserve"> </w:t>
-      </w:r>
-      <w:r>
-        <w:t xml:space="preserve">remained small (ΔF1 ≈ 0.0019 at 50% host; ΔF1 ≈ 0.0041 at 90% host).</w:t>
-      </w:r>
-      <w:r>
-        <w:t xml:space="preserve"> </w:t>
-      </w:r>
-      <w:r>
-        <w:t xml:space="preserve">The gap at 90% host reflects the expected false-negative rate of k-mer</w:t>
-      </w:r>
-      <w:r>
-        <w:t xml:space="preserve"> </w:t>
-      </w:r>
-      <w:r>
-        <w:t xml:space="preserve">classification: a small fraction of host reads lack sufficiently</w:t>
-      </w:r>
-      <w:r>
-        <w:t xml:space="preserve"> </w:t>
-      </w:r>
-      <w:r>
-        <w:t xml:space="preserve">discriminative k-mers and are retained despite the Bowtie2 recheck. RustyClean's contribution is therefore not that k-mer</w:t>
-      </w:r>
-      <w:r>
-        <w:t xml:space="preserve"> </w:t>
-      </w:r>
-      <w:r>
-        <w:t xml:space="preserve">classification is more accurate than alignment — it is not — but</w:t>
-      </w:r>
-      <w:r>
-        <w:t xml:space="preserve"> </w:t>
-      </w:r>
-      <w:r>
-        <w:t xml:space="preserve">that per-sample routing lets the pipeline use classification where it</w:t>
-      </w:r>
-      <w:r>
-        <w:t xml:space="preserve"> </w:t>
-      </w:r>
-      <w:r>
-        <w:t xml:space="preserve">has the largest speed advantage while falling back to alignment where</w:t>
-      </w:r>
-      <w:r>
-        <w:t xml:space="preserve"> </w:t>
-      </w:r>
-      <w:r>
-        <w:t xml:space="preserve">alignment is already efficient or where the residual-host penalty is</w:t>
-      </w:r>
-      <w:r>
-        <w:t xml:space="preserve"> </w:t>
-      </w:r>
-      <w:r>
-        <w:t xml:space="preserve">unacceptable.</w:t>
-      </w:r>
+      </w:pPr>
+      <w:ins w:id="9038" w:author="ZHANG Yufeng" w:date="2026-09-09T00:00:00Z">
+        <w:r>
+          <w:t xml:space="preserve">Third, the way a pipeline loads its reference matters as much as which reference it loads once more than one sample is in flight. Hostile's Bowtie2 index is a shared mapping and sixteen concurrent processes hold 1.2 GB between them; RustyClean's survey loads a private copy per worker and the same concurrency costs 55 GB. Neither figure is visible in a peak resident set size measured one sample at a time, which is how memory is usually reported for these tools, and the two conventions disagree by more than an order of magnitude on exactly the comparison a reader would want to make. We report anonymous memory from the cgroup for this reason, and note that mapping the survey index would remove most of the difference.</w:t>
+        </w:r>
+      </w:ins>
     </w:p>
     <w:p>
       <w:pPr>
@@ -8359,6 +8946,18 @@
       <w:r>
         <w:t xml:space="preserve">true host fraction lies near the threshold.</w:t>
       </w:r>
+    </w:p>
+    <w:p>
+      <w:pPr>
+        <w:rPr>
+          <w:ins w:id="9039" w:author="ZHANG Yufeng" w:date="2026-09-09T00:00:00Z"/>
+        </w:rPr>
+      </w:pPr>
+      <w:ins w:id="9040" w:author="ZHANG Yufeng" w:date="2026-09-09T00:00:00Z">
+        <w:r>
+          <w:t xml:space="preserve">The parallel-scaling panel is a throughput measurement and inherits its own limits. Its samples are uniform by construction, which is what makes batch wall time interpretable but is unlike a real cohort; at 1,000,000 reads every sample routes to Bowtie2, so the figures describe the alignment path and not the classification path; and reading the inputs and indexes into page cache before timing makes it a warm-cache measurement rather than a first run against cold storage. Concurrency was varied while holding W × T constant at 16 cores, so the results describe how a fixed budget is best divided and not how the tools behave on a larger machine.</w:t>
+        </w:r>
+      </w:ins>
     </w:p>
     <w:bookmarkEnd w:id="46"/>
     <w:bookmarkStart w:id="47" w:name="software-and-data-availability"/>
@@ -8746,9 +9345,16 @@
             <w:pPr>
               <w:pStyle w:val="Compact"/>
             </w:pPr>
-            <w:r>
-              <w:t xml:space="preserve">Default path uses a T2T-only human Kraken2 index (~15.5 GB). Memory is bounded by DB size, not sample size, and the memory-aware worker cap prevents overload (Section 2.8). Users can force the Bowtie2 path for low-memory environments.</w:t>
-            </w:r>
+            <w:del w:id="9069" w:author="ZHANG Yufeng" w:date="2026-09-09T00:00:00Z">
+              <w:r>
+                <w:delText xml:space="preserve">Default path uses a T2T-only human Kraken2 index (~15.5 GB). Memory is bounded by DB size, not sample size, and the memory-aware worker cap prevents overload (Section 2.8). Users can force the Bowtie2 path for low-memory environments.</w:delText>
+              </w:r>
+            </w:del>
+            <w:ins w:id="9070" w:author="ZHANG Yufeng" w:date="2026-09-09T00:00:00Z">
+              <w:r>
+                <w:t xml:space="preserve">Default path uses a T2T-only human Kraken2 index (~15.5 GB). Memory is bounded by DB size, not sample size, and the memory-aware worker cap prevents overload (Section 2.8). Users can force the Bowtie2 path for low-memory environments. Note also that the two figures are not measured on the same basis: Hostile's reported footprint is largely a shared index mapping (0.21 GB anonymous), so the gap in private memory is larger than the resident-set figures suggest and is addressed in Section 3.9.</w:t>
+              </w:r>
+            </w:ins>
           </w:p>
         </w:tc>
       </w:tr>

--- a/manuscript/RustyClean_Manuscript_Draft.docx
+++ b/manuscript/RustyClean_Manuscript_Draft.docx
@@ -445,7 +445,7 @@
       </w:del>
       <w:ins w:id="9068" w:author="ZHANG Yufeng" w:date="2026-09-09T00:00:00Z">
         <w:r>
-          <w:t xml:space="preserve">Computational depletion of host DNA is a mandatory first step in short-read metagenomics, and its errors propagate silently into every downstream result. Recent benchmarking established that the two dominant strategies fail in opposite directions: alignment-based depletion is prone to false positives, discarding genuine microbial reads, whereas k-mer classification is prone to false negatives, retaining host reads. Existing pipelines commit to one strategy for every sample and therefore inherit one failure mode unconditionally. We present RustyClean, a host-depletion pipeline that treats this asymmetry as a routing problem rather than a fixed trade-off. RustyClean estimates the host fraction of each sample from a rapid alignment survey of a 100,000-read subsample and routes the sample to alignment- or classification-based depletion accordingly. On simulated metagenomes spanning 1–90% host content with per-read ground truth, adaptive routing selected the appropriate backend in every case, and RustyClean achieved the highest F1 of the four configurations tested. Against KneadData it is about four times faster (median 4.3×) and distributes the two errors differently: KneadData retains slightly more microbial signal (0.26% against 0.34% lost) but leaves eight times as much host behind (0.79% against 0.099%). Against Hostile, per-sample runtime is indistinguishable (median 1.00×) and RustyClean is better on both error axes, discarding 1.94% of microbial reads against Hostile's 2.32%. Under concurrency the picture separates further: on a 120-sample panel at a fixed 16-core budget, RustyClean reached 2.9× KneadData's throughput at each tool's best worker count, while Hostile was faster than RustyClean at every worker count and held 46 times less memory at sixteen workers, because it maps its reference index rather than loading a private copy per worker. RustyClean is a single Rust binary with per-stage checkpointing, bounded concurrency and an automated output validation gate, available at https://github.com/HuangShiLab/rustyclean under the MIT licence.</w:t>
+          <w:t xml:space="preserve">Computational depletion of host DNA is a mandatory first step in short-read metagenomics, and its errors propagate silently into every downstream result. Recent benchmarking established that the two dominant strategies fail in opposite directions: alignment-based depletion is prone to false positives, discarding genuine microbial reads, whereas k-mer classification is prone to false negatives, retaining host reads. Existing pipelines commit to one strategy for every sample and therefore inherit one failure mode unconditionally. We present RustyClean, a host-depletion pipeline that treats this asymmetry as a routing problem rather than a fixed trade-off. RustyClean estimates the host fraction of each sample from a rapid alignment survey of a 100,000-read subsample and routes the sample to alignment- or classification-based depletion accordingly. On simulated metagenomes spanning 1–90% host content with per-read ground truth, adaptive routing selected the appropriate backend in every case, and RustyClean achieved the highest F1 of the four configurations tested. Against KneadData it is about four times faster (median 4.3×) and distributes the two errors differently: KneadData retains slightly more microbial signal (0.26% against 0.34% lost) but leaves eight times as much host behind (0.79% against 0.099%). Against Hostile, per-sample runtime is indistinguishable (median 1.00×) and RustyClean is better on both error axes, discarding 1.94% of microbial reads against Hostile's 2.32%. Under concurrency the picture separates further: on a 120-sample panel at a fixed 16-core budget, RustyClean reached 2.9× KneadData's throughput at each tool's best worker count, while Hostile was faster than RustyClean at every worker count. We also show that peak memory reported as resident set size misranks these tools, overstating Hostile roughly twenty-fold and understating KneadData 3.4-fold; measured as anonymous memory, RustyClean's alignment path is the smallest of all at 0.14 GB, and its cost is confined to the 6.7 GB resident index of the classification path. RustyClean is a single Rust binary with per-stage checkpointing, bounded concurrency and an automated output validation gate, available at https://github.com/HuangShiLab/rustyclean under the MIT licence.</w:t>
         </w:r>
       </w:ins>
     </w:p>
@@ -7636,95 +7636,164 @@
       </w:pPr>
       <w:ins w:id="9030" w:author="ZHANG Yufeng" w:date="2026-09-09T00:00:00Z">
         <w:r>
-          <w:t xml:space="preserve">The comparator figures in Table 4 (3.6 GB for Hostile, 1.1 GB for KneadData) are measured with the same tool but do not mean the same thing, and are misleading in opposite directions. KneadData's 1.1 GB omits the subprocesses in which it does its alignment: measured from the cgroup the same workload holds 3.7 GB of anonymous memory. Most of Hostile's 3.6 GB is a shared file mapping of its Bowtie2 index rather than private memory; its anonymous footprint is 0.21 GB, and sixteen concurrent Hostile processes hold 1.2 GB between them rather than sixteen copies. Comparisons of peak memory between these tools should therefore be made on anonymous memory, not resident set size.</w:t>
+          <w:t xml:space="preserve">The comparator figures in Table 4 (3.6 GB for Hostile, 1.1 GB for KneadData) come from the same tool but do not mean the same thing, and mislead in opposite directions. Re-running the same benchmarks while sampling each job's cgroup separates them. RustyClean's own Kraken2 rows are unchanged by the switch — 6.71 GB by either measure — because that is a genuinely resident private hash table, which is the case GNU time handles correctly. KneadData is undercounted 3.35-fold, 1.11 GB against 3.71 GB of anonymous memory, because it aligns in subprocesses that GNU time does not account for. Hostile is overstated by about twenty-fold in the other direction: 3.52 GB of resident set is 0.18 GB of anonymous memory, the rest being a shared mapping of its Bowtie2 index. That only one pair of rows moves, and that RustyClean's own do not, is what makes the correction credible rather than merely different.</w:t>
         </w:r>
       </w:ins>
     </w:p>
     <w:p>
       <w:pPr>
+        <w:rPr>
+          <w:ins w:id="9001" w:author="ZHANG Yufeng" w:date="2026-09-09T00:00:00Z"/>
+        </w:rPr>
+      </w:pPr>
+      <w:ins w:id="9002" w:author="ZHANG Yufeng" w:date="2026-09-09T00:00:00Z">
+        <w:r>
+          <w:t xml:space="preserve">Read this way the comparison inverts. RustyClean's alignment path, measured directly with --host-removal-mode bowtie2, holds 0.14 GB of anonymous memory — the smallest footprint of anything measured here, below Hostile's 0.18 GB. The pipeline is therefore not expensive in memory as such: what costs memory is the classification path, whose 6.7 GB resident hash table is precisely what buys the speed on high-host samples. The honest statement is that peak memory depends on which backend routing selected, not that RustyClean trades memory for time. That arm also runs no host-fraction survey, which is why its footprint is so much smaller than the 3.50 GB per worker seen in Section 3.9, and is independent confirmation that the memory scaling with worker count belongs to the survey rather than to depletion.</w:t>
+        </w:r>
+      </w:ins>
+    </w:p>
+    <w:p>
+      <w:pPr>
         <w:pStyle w:val="BodyText"/>
       </w:pPr>
-      <w:r>
-        <w:t xml:space="preserve">This memory requirement is larger than Hostile’s pure Bowtie2 footprint,</w:t>
-      </w:r>
-      <w:r>
-        <w:t xml:space="preserve"> </w:t>
-      </w:r>
-      <w:r>
-        <w:t xml:space="preserve">but it is bounded and predictable: it does not scale with sample size,</w:t>
-      </w:r>
-      <w:r>
-        <w:t xml:space="preserve"> </w:t>
-      </w:r>
-      <w:r>
-        <w:t xml:space="preserve">and the memory-aware worker cap (Section 2.8) limits the number of</w:t>
-      </w:r>
-      <w:r>
-        <w:t xml:space="preserve"> </w:t>
-      </w:r>
-      <w:r>
-        <w:t xml:space="preserve">concurrent samples to the available RAM divided by the database size.</w:t>
-      </w:r>
-      <w:r>
-        <w:t xml:space="preserve"> </w:t>
-      </w:r>
-      <w:r>
-        <w:t xml:space="preserve">On the benchmark node, which had sufficient memory for multiple Kraken2</w:t>
-      </w:r>
-      <w:r>
-        <w:t xml:space="preserve"> </w:t>
-      </w:r>
-      <w:r>
-        <w:t xml:space="preserve">workers, RustyClean still completed faster than Hostile because the</w:t>
-      </w:r>
-      <w:r>
-        <w:t xml:space="preserve"> </w:t>
-      </w:r>
-      <w:r>
-        <w:t xml:space="preserve">classification step amortises its I/O and memory cost over the large</w:t>
-      </w:r>
-      <w:r>
-        <w:t xml:space="preserve"> </w:t>
-      </w:r>
-      <w:r>
-        <w:t xml:space="preserve">host read set. On network filesystems such as Lustre we copied the</w:t>
-      </w:r>
-      <w:r>
-        <w:t xml:space="preserve"> </w:t>
-      </w:r>
-      <w:r>
-        <w:t xml:space="preserve">Kraken2 database to node-local storage before each job; this removes</w:t>
-      </w:r>
-      <w:r>
-        <w:t xml:space="preserve"> </w:t>
-      </w:r>
-      <w:r>
-        <w:t xml:space="preserve">repeated remote I/O and was essential for the runtimes reported in Table</w:t>
-      </w:r>
-      <w:r>
-        <w:t xml:space="preserve"> </w:t>
-      </w:r>
-      <w:r>
-        <w:t xml:space="preserve">4. For memory-constrained environments users can force the smaller-footprint</w:t>
-      </w:r>
-      <w:r>
-        <w:t xml:space="preserve"> </w:t>
-      </w:r>
-      <w:r>
-        <w:t xml:space="preserve">Bowtie2 path with</w:t>
-      </w:r>
-      <w:r>
-        <w:t xml:space="preserve"> </w:t>
-      </w:r>
-      <w:r>
-        <w:rPr>
-          <w:rStyle w:val="VerbatimChar"/>
-        </w:rPr>
-        <w:t xml:space="preserve">--host-removal-mode bowtie2</w:t>
-      </w:r>
-      <w:r>
-        <w:t xml:space="preserve">.</w:t>
-      </w:r>
+      <w:del w:id="9001" w:author="ZHANG Yufeng" w:date="2026-09-09T00:00:00Z">
+        <w:r>
+          <w:delText xml:space="preserve">This memory requirement is larger than Hostile’s pure Bowtie2 footprint,</w:delText>
+        </w:r>
+      </w:del>
+      <w:del w:id="9002" w:author="ZHANG Yufeng" w:date="2026-09-09T00:00:00Z">
+        <w:r>
+          <w:delText xml:space="preserve"> </w:delText>
+        </w:r>
+      </w:del>
+      <w:del w:id="9003" w:author="ZHANG Yufeng" w:date="2026-09-09T00:00:00Z">
+        <w:r>
+          <w:delText xml:space="preserve">but it is bounded and predictable: it does not scale with sample size,</w:delText>
+        </w:r>
+      </w:del>
+      <w:del w:id="9004" w:author="ZHANG Yufeng" w:date="2026-09-09T00:00:00Z">
+        <w:r>
+          <w:delText xml:space="preserve"> </w:delText>
+        </w:r>
+      </w:del>
+      <w:del w:id="9005" w:author="ZHANG Yufeng" w:date="2026-09-09T00:00:00Z">
+        <w:r>
+          <w:delText xml:space="preserve">and the memory-aware worker cap (Section 2.8) limits the number of</w:delText>
+        </w:r>
+      </w:del>
+      <w:del w:id="9006" w:author="ZHANG Yufeng" w:date="2026-09-09T00:00:00Z">
+        <w:r>
+          <w:delText xml:space="preserve"> </w:delText>
+        </w:r>
+      </w:del>
+      <w:del w:id="9007" w:author="ZHANG Yufeng" w:date="2026-09-09T00:00:00Z">
+        <w:r>
+          <w:delText xml:space="preserve">concurrent samples to the available RAM divided by the database size.</w:delText>
+        </w:r>
+      </w:del>
+      <w:del w:id="9008" w:author="ZHANG Yufeng" w:date="2026-09-09T00:00:00Z">
+        <w:r>
+          <w:delText xml:space="preserve"> </w:delText>
+        </w:r>
+      </w:del>
+      <w:del w:id="9009" w:author="ZHANG Yufeng" w:date="2026-09-09T00:00:00Z">
+        <w:r>
+          <w:delText xml:space="preserve">On the benchmark node, which had sufficient memory for multiple Kraken2</w:delText>
+        </w:r>
+      </w:del>
+      <w:del w:id="9010" w:author="ZHANG Yufeng" w:date="2026-09-09T00:00:00Z">
+        <w:r>
+          <w:delText xml:space="preserve"> </w:delText>
+        </w:r>
+      </w:del>
+      <w:del w:id="9011" w:author="ZHANG Yufeng" w:date="2026-09-09T00:00:00Z">
+        <w:r>
+          <w:delText xml:space="preserve">workers, RustyClean still completed faster than Hostile because the</w:delText>
+        </w:r>
+      </w:del>
+      <w:del w:id="9012" w:author="ZHANG Yufeng" w:date="2026-09-09T00:00:00Z">
+        <w:r>
+          <w:delText xml:space="preserve"> </w:delText>
+        </w:r>
+      </w:del>
+      <w:del w:id="9013" w:author="ZHANG Yufeng" w:date="2026-09-09T00:00:00Z">
+        <w:r>
+          <w:delText xml:space="preserve">classification step amortises its I/O and memory cost over the large</w:delText>
+        </w:r>
+      </w:del>
+      <w:del w:id="9014" w:author="ZHANG Yufeng" w:date="2026-09-09T00:00:00Z">
+        <w:r>
+          <w:delText xml:space="preserve"> </w:delText>
+        </w:r>
+      </w:del>
+      <w:del w:id="9015" w:author="ZHANG Yufeng" w:date="2026-09-09T00:00:00Z">
+        <w:r>
+          <w:delText xml:space="preserve">host read set. On network filesystems such as Lustre we copied the</w:delText>
+        </w:r>
+      </w:del>
+      <w:del w:id="9016" w:author="ZHANG Yufeng" w:date="2026-09-09T00:00:00Z">
+        <w:r>
+          <w:delText xml:space="preserve"> </w:delText>
+        </w:r>
+      </w:del>
+      <w:del w:id="9017" w:author="ZHANG Yufeng" w:date="2026-09-09T00:00:00Z">
+        <w:r>
+          <w:delText xml:space="preserve">Kraken2 database to node-local storage before each job; this removes</w:delText>
+        </w:r>
+      </w:del>
+      <w:del w:id="9018" w:author="ZHANG Yufeng" w:date="2026-09-09T00:00:00Z">
+        <w:r>
+          <w:delText xml:space="preserve"> </w:delText>
+        </w:r>
+      </w:del>
+      <w:del w:id="9019" w:author="ZHANG Yufeng" w:date="2026-09-09T00:00:00Z">
+        <w:r>
+          <w:delText xml:space="preserve">repeated remote I/O and was essential for the runtimes reported in Table</w:delText>
+        </w:r>
+      </w:del>
+      <w:del w:id="9020" w:author="ZHANG Yufeng" w:date="2026-09-09T00:00:00Z">
+        <w:r>
+          <w:delText xml:space="preserve"> </w:delText>
+        </w:r>
+      </w:del>
+      <w:del w:id="9021" w:author="ZHANG Yufeng" w:date="2026-09-09T00:00:00Z">
+        <w:r>
+          <w:delText xml:space="preserve">4. For memory-constrained environments users can force the smaller-footprint</w:delText>
+        </w:r>
+      </w:del>
+      <w:del w:id="9022" w:author="ZHANG Yufeng" w:date="2026-09-09T00:00:00Z">
+        <w:r>
+          <w:delText xml:space="preserve"> </w:delText>
+        </w:r>
+      </w:del>
+      <w:del w:id="9023" w:author="ZHANG Yufeng" w:date="2026-09-09T00:00:00Z">
+        <w:r>
+          <w:delText xml:space="preserve">Bowtie2 path with</w:delText>
+        </w:r>
+      </w:del>
+      <w:del w:id="9024" w:author="ZHANG Yufeng" w:date="2026-09-09T00:00:00Z">
+        <w:r>
+          <w:delText xml:space="preserve"> </w:delText>
+        </w:r>
+      </w:del>
+      <w:del w:id="9025" w:author="ZHANG Yufeng" w:date="2026-09-09T00:00:00Z">
+        <w:r>
+          <w:rPr>
+            <w:rStyle w:val="VerbatimChar"/>
+          </w:rPr>
+          <w:delText xml:space="preserve">--host-removal-mode bowtie2</w:delText>
+        </w:r>
+      </w:del>
+      <w:del w:id="9026" w:author="ZHANG Yufeng" w:date="2026-09-09T00:00:00Z">
+        <w:r>
+          <w:delText xml:space="preserve">.</w:delText>
+        </w:r>
+      </w:del>
+      <w:ins w:id="9027" w:author="ZHANG Yufeng" w:date="2026-09-09T00:00:00Z">
+        <w:r>
+          <w:t xml:space="preserve">The classification path's requirement is larger than Hostile's, but it is bounded and predictable: it does not scale with sample size, and the memory-aware worker cap (Section 2.8) limits the number of concurrent samples to the available RAM divided by the database size. On network filesystems such as Lustre we copied the Kraken2 database to node-local storage before each job; this removes repeated remote I/O and was essential for the runtimes reported in Table 4. For memory-constrained environments, or simply for the low-host samples that routing sends there anyway, the Bowtie2 path costs 0.14 GB. Note that the earlier statement that classification let RustyClean outrun Hostile does not survive the rebuilt panel: on the depletion step the two are indistinguishable (Section 3.4), and under concurrency Hostile is faster (Section 3.9). What the classification path buys is throughput against KneadData, not against Hostile.</w:t>
+        </w:r>
+      </w:ins>
     </w:p>
     <w:bookmarkEnd w:id="38"/>
     <w:bookmarkStart w:id="39" w:name="the-depletion-backend-is-interchangeable"/>
@@ -8503,7 +8572,7 @@
       </w:pPr>
       <w:ins w:id="9010" w:author="ZHANG Yufeng" w:date="2026-09-09T00:00:00Z">
         <w:r>
-          <w:t xml:space="preserve">Against Hostile there is no advantage at any worker count (0.51–0.97×), and the memory difference is large. At W = 16 Hostile held 1.2 GB of anonymous memory against RustyClean's 55.0 GB, a factor of 46, and Hostile's footprint grew only 5.6-fold across a 16-fold increase in concurrency while RustyClean's grew 15.7-fold. Both tools invoke the same aligner, so the difference is in how the index is loaded. RustyClean's depletion step already maps its Bowtie2 index (--mm) and shares it between concurrent workers; its host-fraction survey and its optional verification pass do not, and each therefore loads a private copy. The measurements match that account exactly: 3.50 GB of anonymous memory at one worker is one Bowtie2 index of T2T-CHM13v2.0, and 27.5 GB at eight workers is eight of them. On a 128 GB node this caps useful concurrency for RustyClean near W = 16, a limit Hostile is nowhere near.</w:t>
+          <w:t xml:space="preserve">Against Hostile there is no advantage at any worker count (0.51–0.97×), and the memory difference is large. At W = 16 Hostile held 1.2 GB of anonymous memory against RustyClean's 55.0 GB, a factor of 46, and Hostile's footprint grew only 5.6-fold across a 16-fold increase in concurrency while RustyClean's grew 15.7-fold. Both tools invoke the same aligner, so the difference is in how the index is loaded. RustyClean's depletion step already maps its Bowtie2 index (--mm) and shares it between concurrent workers; its host-fraction survey and its optional verification pass do not, and each therefore loads a private copy. Three independent measurements agree on that account: 3.50 GB of anonymous memory at one worker is one Bowtie2 index of T2T-CHM13v2.0, 27.5 GB at eight workers is eight of them, and the single-sample benchmark of Section 3.5, which runs the same aligner with no survey, holds 0.14 GB. On a 128 GB node this caps useful concurrency for RustyClean near W = 16, a limit Hostile is nowhere near, and mapping the survey index would remove the cap.</w:t>
         </w:r>
       </w:ins>
     </w:p>
@@ -9352,7 +9421,7 @@
             </w:del>
             <w:ins w:id="9070" w:author="ZHANG Yufeng" w:date="2026-09-09T00:00:00Z">
               <w:r>
-                <w:t xml:space="preserve">Default path uses a T2T-only human Kraken2 index (~15.5 GB). Memory is bounded by DB size, not sample size, and the memory-aware worker cap prevents overload (Section 2.8). Users can force the Bowtie2 path for low-memory environments. Note also that the two figures are not measured on the same basis: Hostile's reported footprint is largely a shared index mapping (0.21 GB anonymous), so the gap in private memory is larger than the resident-set figures suggest and is addressed in Section 3.9.</w:t>
+                <w:t xml:space="preserve">Default path uses a T2T-only human Kraken2 index (~15.5 GB). Memory is bounded by DB size, not sample size, and the memory-aware worker cap prevents overload (Section 2.8). Users can force the Bowtie2 path for low-memory environments, which we measure at 0.14 GB of anonymous memory — below Hostile. Note also that the resident-set figures are not comparable across these tools: Hostile's 3.52 GB is 0.18 GB of private memory plus a shared index mapping, and KneadData's 1.11 GB omits the subprocesses it aligns in, which hold 3.71 GB (Sections 3.5 and 3.9).</w:t>
               </w:r>
             </w:ins>
           </w:p>

--- a/manuscript/RustyClean_Manuscript_Draft.docx
+++ b/manuscript/RustyClean_Manuscript_Draft.docx
@@ -1,6 +1,6 @@
 
 <file path=word/document.xml><?xml version="1.0" encoding="utf-8"?>
-<w:document xmlns:wpc="http://schemas.microsoft.com/office/word/2010/wordprocessingCanvas" xmlns:cx="http://schemas.microsoft.com/office/drawing/2014/chartex" xmlns:cx1="http://schemas.microsoft.com/office/drawing/2015/9/8/chartex" xmlns:cx2="http://schemas.microsoft.com/office/drawing/2015/10/21/chartex" xmlns:cx3="http://schemas.microsoft.com/office/drawing/2016/5/9/chartex" xmlns:cx4="http://schemas.microsoft.com/office/drawing/2016/5/10/chartex" xmlns:cx5="http://schemas.microsoft.com/office/drawing/2016/5/11/chartex" xmlns:cx6="http://schemas.microsoft.com/office/drawing/2016/5/12/chartex" xmlns:cx7="http://schemas.microsoft.com/office/drawing/2016/5/13/chartex" xmlns:cx8="http://schemas.microsoft.com/office/drawing/2016/5/14/chartex" xmlns:mc="http://schemas.openxmlformats.org/markup-compatibility/2006" xmlns:aink="http://schemas.microsoft.com/office/drawing/2016/ink" xmlns:am3d="http://schemas.microsoft.com/office/drawing/2017/model3d" xmlns:o="urn:schemas-microsoft-com:office:office" xmlns:oel="http://schemas.microsoft.com/office/2019/extlst" xmlns:r="http://schemas.openxmlformats.org/officeDocument/2006/relationships" xmlns:m="http://schemas.openxmlformats.org/officeDocument/2006/math" xmlns:v="urn:schemas-microsoft-com:vml" xmlns:wp14="http://schemas.microsoft.com/office/word/2010/wordprocessingDrawing" xmlns:wp="http://schemas.openxmlformats.org/drawingml/2006/wordprocessingDrawing" xmlns:w10="urn:schemas-microsoft-com:office:word" xmlns:w="http://schemas.openxmlformats.org/wordprocessingml/2006/main" xmlns:w14="http://schemas.microsoft.com/office/word/2010/wordml" xmlns:w15="http://schemas.microsoft.com/office/word/2012/wordml" xmlns:w16cex="http://schemas.microsoft.com/office/word/2018/wordml/cex" xmlns:w16cid="http://schemas.microsoft.com/office/word/2016/wordml/cid" xmlns:w16="http://schemas.microsoft.com/office/word/2018/wordml" xmlns:w16du="http://schemas.microsoft.com/office/word/2023/wordml/word16du" xmlns:w16sdtdh="http://schemas.microsoft.com/office/word/2020/wordml/sdtdatahash" xmlns:w16sdtfl="http://schemas.microsoft.com/office/word/2024/wordml/sdtformatlock" xmlns:w16se="http://schemas.microsoft.com/office/word/2015/wordml/symex" xmlns:wpg="http://schemas.microsoft.com/office/word/2010/wordprocessingGroup" xmlns:wpi="http://schemas.microsoft.com/office/word/2010/wordprocessingInk" xmlns:wne="http://schemas.microsoft.com/office/word/2006/wordml" xmlns:wps="http://schemas.microsoft.com/office/word/2010/wordprocessingShape" mc:Ignorable="w14 w15 w16se w16cid w16 w16cex w16sdtdh w16sdtfl w16du wp14">
+<w:document xmlns:mc="http://schemas.openxmlformats.org/markup-compatibility/2006" xmlns:ns5="http://schemas.openxmlformats.org/drawingml/2006/main" xmlns:ns6="http://schemas.openxmlformats.org/drawingml/2006/picture" xmlns:r="http://schemas.openxmlformats.org/officeDocument/2006/relationships" xmlns:w="http://schemas.openxmlformats.org/wordprocessingml/2006/main" xmlns:w14="http://schemas.microsoft.com/office/word/2010/wordml" xmlns:wp="http://schemas.openxmlformats.org/drawingml/2006/wordprocessingDrawing" xmlns:wp14="http://schemas.microsoft.com/office/word/2010/wordprocessingDrawing" mc:Ignorable="w14 w15 w16se w16cid w16 w16cex w16sdtdh w16sdtfl w16du wp14">
   <w:body>
     <w:sdt>
       <w:sdtPr>
@@ -2765,19 +2765,31 @@
           <w:rFonts w:ascii="Times New Roman" w:hAnsi="Times New Roman" w:cs="Times New Roman"/>
         </w:rPr>
       </w:pPr>
-      <w:r>
-        <w:rPr>
-          <w:rFonts w:ascii="Times New Roman" w:hAnsi="Times New Roman" w:cs="Times New Roman"/>
-        </w:rPr>
-        <w:t xml:space="preserve">Computational depletion of host DNA is a mandatory first step in short-read metagenomics, and its errors propagate silently into every downstream result. Recent benchmarking established that the two dominant strategies fail in opposite directions: alignment-based depletion is prone to false positives, discarding genuine microbial reads, whereas k-mer classification is prone to false </w:t>
-      </w:r>
-      <w:r>
-        <w:rPr>
-          <w:rFonts w:ascii="Times New Roman" w:hAnsi="Times New Roman" w:cs="Times New Roman"/>
-        </w:rPr>
-        <w:lastRenderedPageBreak/>
-        <w:t>negatives, retaining host reads. Existing pipelines commit to one strategy for every sample and therefore inherit one failure mode unconditionally. We present RustyClean, a host-depletion pipeline that treats this asymmetry as a routing problem rather than a fixed trade-off. RustyClean estimates the host fraction of each sample from a rapid alignment survey of a 100,000-read subsample and routes the sample to alignment- or classification-based depletion accordingly. On simulated metagenomes spanning 1–90% host content with per-read ground truth, adaptive routing selected the appropriate backend in every case, and RustyClean achieved the highest F1 of the four configurations tested. Against KneadData it is about four times faster (median 4.3×) and distributes the two errors differently: KneadData retains slightly more microbial signal (0.26% against 0.34% lost) but leaves eight times as much host behind (0.79% against 0.099%). Against Hostile, per-sample runtime is indistinguishable (median 1.00×) and RustyClean is better on both error axes, discarding 1.94% of microbial reads against Hostile's 2.32%. Under concurrency the picture separates further: on a 120-sample panel at a fixed 16-core budget, RustyClean reached 2.9× KneadData's throughput at each tool's best worker count, while Hostile was faster than RustyClean at every worker count. We also show that peak memory reported as resident set size misranks these tools, overstating Hostile roughly twenty-fold and understating KneadData 3.4-fold; measured as anonymous memory, RustyClean's alignment path is the smallest of all at 0.14 GB, and its cost is confined to the 6.7 GB resident index of the classification path. RustyClean is a single Rust binary with per-stage checkpointing, bounded concurrency and an automated output validation gate, available at https://github.com/HuangShiLab/rustyclean under the MIT licence.</w:t>
-      </w:r>
+      <w:del w:id="20001" w:author="ZHANG Yufeng" w:date="2026-09-11T00:00:00Z">
+        <w:r>
+          <w:rPr>
+            <w:rFonts w:ascii="Times New Roman" w:hAnsi="Times New Roman" w:cs="Times New Roman"/>
+          </w:rPr>
+          <w:delText xml:space="preserve">Computational depletion of host DNA is a mandatory first step in short-read metagenomics, and its errors propagate silently into every downstream result. Recent benchmarking established that the two dominant strategies fail in opposite directions: alignment-based depletion is prone to false positives, discarding genuine microbial reads, whereas k-mer classification is prone to false </w:delText>
+        </w:r>
+      </w:del>
+      <w:del w:id="20002" w:author="ZHANG Yufeng" w:date="2026-09-11T00:00:00Z">
+        <w:r>
+          <w:rPr>
+            <w:rFonts w:ascii="Times New Roman" w:hAnsi="Times New Roman" w:cs="Times New Roman"/>
+          </w:rPr>
+          <w:lastRenderedPageBreak/>
+          <w:delText>negatives, retaining host reads. Existing pipelines commit to one strategy for every sample and therefore inherit one failure mode unconditionally. We present RustyClean, a host-depletion pipeline that treats this asymmetry as a routing problem rather than a fixed trade-off. RustyClean estimates the host fraction of each sample from a rapid alignment survey of a 100,000-read subsample and routes the sample to alignment- or classification-based depletion accordingly. On simulated metagenomes spanning 1–90% host content with per-read ground truth, adaptive routing selected the appropriate backend in every case, and RustyClean achieved the highest F1 of the four configurations tested. Against KneadData it is about four times faster (median 4.3×) and distributes the two errors differently: KneadData retains slightly more microbial signal (0.26% against 0.34% lost) but leaves eight times as much host behind (0.79% against 0.099%). Against Hostile, per-sample runtime is indistinguishable (median 1.00×) and RustyClean is better on both error axes, discarding 1.94% of microbial reads against Hostile's 2.32%. Under concurrency the picture separates further: on a 120-sample panel at a fixed 16-core budget, RustyClean reached 2.9× KneadData's throughput at each tool's best worker count, while Hostile was faster than RustyClean at every worker count. We also show that peak memory reported as resident set size misranks these tools, overstating Hostile roughly twenty-fold and understating KneadData 3.4-fold; measured as anonymous memory, RustyClean's alignment path is the smallest of all at 0.14 GB, and its cost is confined to the 6.7 GB resident index of the classification path. RustyClean is a single Rust binary with per-stage checkpointing, bounded concurrency and an automated output validation gate, available at https://github.com/HuangShiLab/rustyclean under the MIT licence.</w:delText>
+        </w:r>
+      </w:del>
+      <w:ins w:id="20003" w:author="ZHANG Yufeng" w:date="2026-09-11T00:00:00Z">
+        <w:r>
+          <w:rPr>
+            <w:rFonts w:ascii="Times New Roman" w:hAnsi="Times New Roman" w:cs="Times New Roman"/>
+          </w:rPr>
+          <w:t xml:space="preserve">Computational depletion of host DNA is a mandatory first step in short-read metagenomics, and its errors propagate silently into every downstream result. Recent benchmarking established that the two dominant strategies fail in opposite directions: alignment-based depletion is prone to false positives, discarding genuine microbial reads, whereas k-mer classification is prone to false negatives, retaining host reads. Existing pipelines commit to one strategy for every sample and therefore inherit one failure mode unconditionally. We present RustyClean, a host-depletion pipeline that treats this asymmetry as a routing problem rather than a fixed trade-off. RustyClean estimates the host fraction of each sample from a rapid alignment survey of a 100,000-read subsample and routes the sample to alignment- or classification-based depletion accordingly. On simulated metagenomes spanning 1–90% host content with per-read ground truth, adaptive routing selected the appropriate backend in every case, and RustyClean achieved the highest F1 of the four configurations tested. Against KneadData it is about four times faster (median 4.3×) and distributes the two errors differently: KneadData clears host slightly better (0.26% against 0.34% retained) at the cost of discarding eight times as much microbial signal (0.79% against 0.099%). Against Hostile, per-sample runtime is indistinguishable (median 1.00×) and the two divide the errors between them: Hostile discards no microbial reads at all, while RustyClean --skip-qc leaves less host behind (1.94% against 2.32%) and reaches the higher F1 (0.9942 against 0.9927). Under concurrency the picture separates further: on a 120-sample panel at a fixed 16-core budget, RustyClean reached 2.9× KneadData's throughput at each tool's best worker count, while Hostile was faster than RustyClean at every worker count. We also show that peak memory reported as resident set size misranks these tools, overstating Hostile roughly twenty-fold and understating KneadData 3.4-fold; measured as anonymous memory, RustyClean's alignment path is the smallest of all at 0.14 GB, and its cost is confined to the 6.7 GB resident index of the classification path. RustyClean is a single Rust binary with per-stage checkpointing, bounded concurrency and an automated output validation gate, available at https://github.com/HuangShiLab/rustyclean under the MIT licence.</w:t>
+        </w:r>
+      </w:ins>
     </w:p>
     <w:p>
       <w:pPr>
@@ -5538,39 +5550,39 @@
             <wp:effectExtent l="0" t="0" r="0" b="0"/>
             <wp:docPr id="25" name="Picture"/>
             <wp:cNvGraphicFramePr/>
-            <a:graphic xmlns:a="http://schemas.openxmlformats.org/drawingml/2006/main">
-              <a:graphicData uri="http://schemas.openxmlformats.org/drawingml/2006/picture">
-                <pic:pic xmlns:pic="http://schemas.openxmlformats.org/drawingml/2006/picture">
-                  <pic:nvPicPr>
-                    <pic:cNvPr id="26" name="Picture" descr="figures_publication_v2/fig1_error_profile.png"/>
-                    <pic:cNvPicPr>
-                      <a:picLocks noChangeAspect="1" noChangeArrowheads="1"/>
-                    </pic:cNvPicPr>
-                  </pic:nvPicPr>
-                  <pic:blipFill>
-                    <a:blip r:embed="rId5"/>
-                    <a:stretch>
-                      <a:fillRect/>
-                    </a:stretch>
-                  </pic:blipFill>
-                  <pic:spPr bwMode="auto">
-                    <a:xfrm>
-                      <a:off x="0" y="0"/>
-                      <a:ext cx="5334000" cy="1723582"/>
-                    </a:xfrm>
-                    <a:prstGeom prst="rect">
-                      <a:avLst/>
-                    </a:prstGeom>
-                    <a:noFill/>
-                    <a:ln w="9525">
-                      <a:noFill/>
-                      <a:headEnd/>
-                      <a:tailEnd/>
-                    </a:ln>
-                  </pic:spPr>
-                </pic:pic>
-              </a:graphicData>
-            </a:graphic>
+            <ns5:graphic>
+              <ns5:graphicData uri="http://schemas.openxmlformats.org/drawingml/2006/picture">
+                <ns6:pic>
+                  <ns6:nvPicPr>
+                    <ns6:cNvPr id="26" name="Picture" descr="figures_publication_v2/fig1_error_profile.png"/>
+                    <ns6:cNvPicPr>
+                      <ns5:picLocks noChangeAspect="1" noChangeArrowheads="1"/>
+                    </ns6:cNvPicPr>
+                  </ns6:nvPicPr>
+                  <ns6:blipFill>
+                    <ns5:blip r:embed="rId5"/>
+                    <ns5:stretch>
+                      <ns5:fillRect/>
+                    </ns5:stretch>
+                  </ns6:blipFill>
+                  <ns6:spPr bwMode="auto">
+                    <ns5:xfrm>
+                      <ns5:off x="0" y="0"/>
+                      <ns5:ext cx="5334000" cy="1723582"/>
+                    </ns5:xfrm>
+                    <ns5:prstGeom prst="rect">
+                      <ns5:avLst/>
+                    </ns5:prstGeom>
+                    <ns5:noFill/>
+                    <ns5:ln w="9525">
+                      <ns5:noFill/>
+                      <ns5:headEnd/>
+                      <ns5:tailEnd/>
+                    </ns5:ln>
+                  </ns6:spPr>
+                </ns6:pic>
+              </ns5:graphicData>
+            </ns5:graphic>
           </wp:inline>
         </w:drawing>
       </w:r>
@@ -9303,39 +9315,39 @@
             <wp:effectExtent l="0" t="0" r="0" b="0"/>
             <wp:docPr id="31" name="Picture"/>
             <wp:cNvGraphicFramePr/>
-            <a:graphic xmlns:a="http://schemas.openxmlformats.org/drawingml/2006/main">
-              <a:graphicData uri="http://schemas.openxmlformats.org/drawingml/2006/picture">
-                <pic:pic xmlns:pic="http://schemas.openxmlformats.org/drawingml/2006/picture">
-                  <pic:nvPicPr>
-                    <pic:cNvPr id="32" name="Picture" descr="figures_publication_v2/fig2_matched_panel.png"/>
-                    <pic:cNvPicPr>
-                      <a:picLocks noChangeAspect="1" noChangeArrowheads="1"/>
-                    </pic:cNvPicPr>
-                  </pic:nvPicPr>
-                  <pic:blipFill>
-                    <a:blip r:embed="rId6"/>
-                    <a:stretch>
-                      <a:fillRect/>
-                    </a:stretch>
-                  </pic:blipFill>
-                  <pic:spPr bwMode="auto">
-                    <a:xfrm>
-                      <a:off x="0" y="0"/>
-                      <a:ext cx="5334000" cy="1853338"/>
-                    </a:xfrm>
-                    <a:prstGeom prst="rect">
-                      <a:avLst/>
-                    </a:prstGeom>
-                    <a:noFill/>
-                    <a:ln w="9525">
-                      <a:noFill/>
-                      <a:headEnd/>
-                      <a:tailEnd/>
-                    </a:ln>
-                  </pic:spPr>
-                </pic:pic>
-              </a:graphicData>
-            </a:graphic>
+            <ns5:graphic>
+              <ns5:graphicData uri="http://schemas.openxmlformats.org/drawingml/2006/picture">
+                <ns6:pic>
+                  <ns6:nvPicPr>
+                    <ns6:cNvPr id="32" name="Picture" descr="figures_publication_v2/fig2_matched_panel.png"/>
+                    <ns6:cNvPicPr>
+                      <ns5:picLocks noChangeAspect="1" noChangeArrowheads="1"/>
+                    </ns6:cNvPicPr>
+                  </ns6:nvPicPr>
+                  <ns6:blipFill>
+                    <ns5:blip r:embed="rId6"/>
+                    <ns5:stretch>
+                      <ns5:fillRect/>
+                    </ns5:stretch>
+                  </ns6:blipFill>
+                  <ns6:spPr bwMode="auto">
+                    <ns5:xfrm>
+                      <ns5:off x="0" y="0"/>
+                      <ns5:ext cx="5334000" cy="1853338"/>
+                    </ns5:xfrm>
+                    <ns5:prstGeom prst="rect">
+                      <ns5:avLst/>
+                    </ns5:prstGeom>
+                    <ns5:noFill/>
+                    <ns5:ln w="9525">
+                      <ns5:noFill/>
+                      <ns5:headEnd/>
+                      <ns5:tailEnd/>
+                    </ns5:ln>
+                  </ns6:spPr>
+                </ns6:pic>
+              </ns5:graphicData>
+            </ns5:graphic>
           </wp:inline>
         </w:drawing>
       </w:r>
@@ -11110,39 +11122,39 @@
             <wp:effectExtent l="0" t="0" r="0" b="0"/>
             <wp:docPr id="34" name="Picture"/>
             <wp:cNvGraphicFramePr/>
-            <a:graphic xmlns:a="http://schemas.openxmlformats.org/drawingml/2006/main">
-              <a:graphicData uri="http://schemas.openxmlformats.org/drawingml/2006/picture">
-                <pic:pic xmlns:pic="http://schemas.openxmlformats.org/drawingml/2006/picture">
-                  <pic:nvPicPr>
-                    <pic:cNvPr id="35" name="Picture" descr="figures_publication_v2/fig4_speedup.png"/>
-                    <pic:cNvPicPr>
-                      <a:picLocks noChangeAspect="1" noChangeArrowheads="1"/>
-                    </pic:cNvPicPr>
-                  </pic:nvPicPr>
-                  <pic:blipFill>
-                    <a:blip r:embed="rId7"/>
-                    <a:stretch>
-                      <a:fillRect/>
-                    </a:stretch>
-                  </pic:blipFill>
-                  <pic:spPr bwMode="auto">
-                    <a:xfrm>
-                      <a:off x="0" y="0"/>
-                      <a:ext cx="5334000" cy="3763328"/>
-                    </a:xfrm>
-                    <a:prstGeom prst="rect">
-                      <a:avLst/>
-                    </a:prstGeom>
-                    <a:noFill/>
-                    <a:ln w="9525">
-                      <a:noFill/>
-                      <a:headEnd/>
-                      <a:tailEnd/>
-                    </a:ln>
-                  </pic:spPr>
-                </pic:pic>
-              </a:graphicData>
-            </a:graphic>
+            <ns5:graphic>
+              <ns5:graphicData uri="http://schemas.openxmlformats.org/drawingml/2006/picture">
+                <ns6:pic>
+                  <ns6:nvPicPr>
+                    <ns6:cNvPr id="35" name="Picture" descr="figures_publication_v2/fig4_speedup.png"/>
+                    <ns6:cNvPicPr>
+                      <ns5:picLocks noChangeAspect="1" noChangeArrowheads="1"/>
+                    </ns6:cNvPicPr>
+                  </ns6:nvPicPr>
+                  <ns6:blipFill>
+                    <ns5:blip r:embed="rId7"/>
+                    <ns5:stretch>
+                      <ns5:fillRect/>
+                    </ns5:stretch>
+                  </ns6:blipFill>
+                  <ns6:spPr bwMode="auto">
+                    <ns5:xfrm>
+                      <ns5:off x="0" y="0"/>
+                      <ns5:ext cx="5334000" cy="3763328"/>
+                    </ns5:xfrm>
+                    <ns5:prstGeom prst="rect">
+                      <ns5:avLst/>
+                    </ns5:prstGeom>
+                    <ns5:noFill/>
+                    <ns5:ln w="9525">
+                      <ns5:noFill/>
+                      <ns5:headEnd/>
+                      <ns5:tailEnd/>
+                    </ns5:ln>
+                  </ns6:spPr>
+                </ns6:pic>
+              </ns5:graphicData>
+            </ns5:graphic>
           </wp:inline>
         </w:drawing>
       </w:r>
@@ -11398,39 +11410,39 @@
             <wp:effectExtent l="0" t="0" r="0" b="0"/>
             <wp:docPr id="41" name="Picture"/>
             <wp:cNvGraphicFramePr/>
-            <a:graphic xmlns:a="http://schemas.openxmlformats.org/drawingml/2006/main">
-              <a:graphicData uri="http://schemas.openxmlformats.org/drawingml/2006/picture">
-                <pic:pic xmlns:pic="http://schemas.openxmlformats.org/drawingml/2006/picture">
-                  <pic:nvPicPr>
-                    <pic:cNvPr id="42" name="Picture" descr="figures_publication_v2/fig3_accuracy.png"/>
-                    <pic:cNvPicPr>
-                      <a:picLocks noChangeAspect="1" noChangeArrowheads="1"/>
-                    </pic:cNvPicPr>
-                  </pic:nvPicPr>
-                  <pic:blipFill>
-                    <a:blip r:embed="rId8"/>
-                    <a:stretch>
-                      <a:fillRect/>
-                    </a:stretch>
-                  </pic:blipFill>
-                  <pic:spPr bwMode="auto">
-                    <a:xfrm>
-                      <a:off x="0" y="0"/>
-                      <a:ext cx="5334000" cy="1910244"/>
-                    </a:xfrm>
-                    <a:prstGeom prst="rect">
-                      <a:avLst/>
-                    </a:prstGeom>
-                    <a:noFill/>
-                    <a:ln w="9525">
-                      <a:noFill/>
-                      <a:headEnd/>
-                      <a:tailEnd/>
-                    </a:ln>
-                  </pic:spPr>
-                </pic:pic>
-              </a:graphicData>
-            </a:graphic>
+            <ns5:graphic>
+              <ns5:graphicData uri="http://schemas.openxmlformats.org/drawingml/2006/picture">
+                <ns6:pic>
+                  <ns6:nvPicPr>
+                    <ns6:cNvPr id="42" name="Picture" descr="figures_publication_v2/fig3_accuracy.png"/>
+                    <ns6:cNvPicPr>
+                      <ns5:picLocks noChangeAspect="1" noChangeArrowheads="1"/>
+                    </ns6:cNvPicPr>
+                  </ns6:nvPicPr>
+                  <ns6:blipFill>
+                    <ns5:blip r:embed="rId8"/>
+                    <ns5:stretch>
+                      <ns5:fillRect/>
+                    </ns5:stretch>
+                  </ns6:blipFill>
+                  <ns6:spPr bwMode="auto">
+                    <ns5:xfrm>
+                      <ns5:off x="0" y="0"/>
+                      <ns5:ext cx="5334000" cy="1910244"/>
+                    </ns5:xfrm>
+                    <ns5:prstGeom prst="rect">
+                      <ns5:avLst/>
+                    </ns5:prstGeom>
+                    <ns5:noFill/>
+                    <ns5:ln w="9525">
+                      <ns5:noFill/>
+                      <ns5:headEnd/>
+                      <ns5:tailEnd/>
+                    </ns5:ln>
+                  </ns6:spPr>
+                </ns6:pic>
+              </ns5:graphicData>
+            </ns5:graphic>
           </wp:inline>
         </w:drawing>
       </w:r>
@@ -13791,39 +13803,39 @@
             <wp:effectExtent l="0" t="0" r="0" b="0"/>
             <wp:docPr id="53" name="Picture"/>
             <wp:cNvGraphicFramePr/>
-            <a:graphic xmlns:a="http://schemas.openxmlformats.org/drawingml/2006/main">
-              <a:graphicData uri="http://schemas.openxmlformats.org/drawingml/2006/picture">
-                <pic:pic xmlns:pic="http://schemas.openxmlformats.org/drawingml/2006/picture">
-                  <pic:nvPicPr>
-                    <pic:cNvPr id="54" name="Picture" descr="figures_publication_v2/figS1_backend_comparison.png"/>
-                    <pic:cNvPicPr>
-                      <a:picLocks noChangeAspect="1" noChangeArrowheads="1"/>
-                    </pic:cNvPicPr>
-                  </pic:nvPicPr>
-                  <pic:blipFill>
-                    <a:blip r:embed="rId9"/>
-                    <a:stretch>
-                      <a:fillRect/>
-                    </a:stretch>
-                  </pic:blipFill>
-                  <pic:spPr bwMode="auto">
-                    <a:xfrm>
-                      <a:off x="0" y="0"/>
-                      <a:ext cx="5334000" cy="3450303"/>
-                    </a:xfrm>
-                    <a:prstGeom prst="rect">
-                      <a:avLst/>
-                    </a:prstGeom>
-                    <a:noFill/>
-                    <a:ln w="9525">
-                      <a:noFill/>
-                      <a:headEnd/>
-                      <a:tailEnd/>
-                    </a:ln>
-                  </pic:spPr>
-                </pic:pic>
-              </a:graphicData>
-            </a:graphic>
+            <ns5:graphic>
+              <ns5:graphicData uri="http://schemas.openxmlformats.org/drawingml/2006/picture">
+                <ns6:pic>
+                  <ns6:nvPicPr>
+                    <ns6:cNvPr id="54" name="Picture" descr="figures_publication_v2/figS1_backend_comparison.png"/>
+                    <ns6:cNvPicPr>
+                      <ns5:picLocks noChangeAspect="1" noChangeArrowheads="1"/>
+                    </ns6:cNvPicPr>
+                  </ns6:nvPicPr>
+                  <ns6:blipFill>
+                    <ns5:blip r:embed="rId9"/>
+                    <ns5:stretch>
+                      <ns5:fillRect/>
+                    </ns5:stretch>
+                  </ns6:blipFill>
+                  <ns6:spPr bwMode="auto">
+                    <ns5:xfrm>
+                      <ns5:off x="0" y="0"/>
+                      <ns5:ext cx="5334000" cy="3450303"/>
+                    </ns5:xfrm>
+                    <ns5:prstGeom prst="rect">
+                      <ns5:avLst/>
+                    </ns5:prstGeom>
+                    <ns5:noFill/>
+                    <ns5:ln w="9525">
+                      <ns5:noFill/>
+                      <ns5:headEnd/>
+                      <ns5:tailEnd/>
+                    </ns5:ln>
+                  </ns6:spPr>
+                </ns6:pic>
+              </ns5:graphicData>
+            </ns5:graphic>
           </wp:inline>
         </w:drawing>
       </w:r>
